--- a/网站搭建教程.docx
+++ b/网站搭建教程.docx
@@ -3,313 +3,129 @@
 <w:document xmlns:wpc="http://schemas.microsoft.com/office/word/2010/wordprocessingCanvas" xmlns:cx="http://schemas.microsoft.com/office/drawing/2014/chartex" xmlns:cx1="http://schemas.microsoft.com/office/drawing/2015/9/8/chartex" xmlns:cx2="http://schemas.microsoft.com/office/drawing/2015/10/21/chartex" xmlns:cx3="http://schemas.microsoft.com/office/drawing/2016/5/9/chartex" xmlns:cx4="http://schemas.microsoft.com/office/drawing/2016/5/10/chartex" xmlns:cx5="http://schemas.microsoft.com/office/drawing/2016/5/11/chartex" xmlns:cx6="http://schemas.microsoft.com/office/drawing/2016/5/12/chartex" xmlns:cx7="http://schemas.microsoft.com/office/drawing/2016/5/13/chartex" xmlns:cx8="http://schemas.microsoft.com/office/drawing/2016/5/14/chartex" xmlns:mc="http://schemas.openxmlformats.org/markup-compatibility/2006" xmlns:aink="http://schemas.microsoft.com/office/drawing/2016/ink" xmlns:am3d="http://schemas.microsoft.com/office/drawing/2017/model3d" xmlns:o="urn:schemas-microsoft-com:office:office" xmlns:oel="http://schemas.microsoft.com/office/2019/extlst" xmlns:r="http://schemas.openxmlformats.org/officeDocument/2006/relationships" xmlns:m="http://schemas.openxmlformats.org/officeDocument/2006/math" xmlns:v="urn:schemas-microsoft-com:vml" xmlns:wp14="http://schemas.microsoft.com/office/word/2010/wordprocessingDrawing" xmlns:wp="http://schemas.openxmlformats.org/drawingml/2006/wordprocessingDrawing" xmlns:w10="urn:schemas-microsoft-com:office:word" xmlns:w="http://schemas.openxmlformats.org/wordprocessingml/2006/main" xmlns:w14="http://schemas.microsoft.com/office/word/2010/wordml" xmlns:w15="http://schemas.microsoft.com/office/word/2012/wordml" xmlns:w16cei="http://schemas.microsoft.com/office/word/2026/wordml/cei" xmlns:w16cex="http://schemas.microsoft.com/office/word/2018/wordml/cex" xmlns:w16cid="http://schemas.microsoft.com/office/word/2016/wordml/cid" xmlns:w16="http://schemas.microsoft.com/office/word/2018/wordml" xmlns:w16du="http://schemas.microsoft.com/office/word/2023/wordml/word16du" xmlns:w16sdtdh="http://schemas.microsoft.com/office/word/2020/wordml/sdtdatahash" xmlns:w16sdtfl="http://schemas.microsoft.com/office/word/2024/wordml/sdtformatlock" xmlns:w16se="http://schemas.microsoft.com/office/word/2015/wordml/symex" xmlns:wpg="http://schemas.microsoft.com/office/word/2010/wordprocessingGroup" xmlns:wpi="http://schemas.microsoft.com/office/word/2010/wordprocessingInk" xmlns:wne="http://schemas.microsoft.com/office/word/2006/wordml" xmlns:wps="http://schemas.microsoft.com/office/word/2010/wordprocessingShape" mc:Ignorable="w14 w15 w16se w16cid w16 w16cex w16sdtdh w16sdtfl w16du wp14">
   <w:body>
     <w:p>
-      <w:pPr>
+      <w:r>
+        <w:t xml:space="preserve">手把手搭建极简博客：使用 </w:t>
+      </w:r>
+      <w:proofErr w:type="spellStart"/>
+      <w:r>
+        <w:t>heiswayi</w:t>
+      </w:r>
+      <w:proofErr w:type="spellEnd"/>
+      <w:r>
+        <w:t>/</w:t>
+      </w:r>
+      <w:proofErr w:type="spellStart"/>
+      <w:r>
+        <w:t>textlog</w:t>
+      </w:r>
+      <w:proofErr w:type="spellEnd"/>
+      <w:r>
+        <w:t xml:space="preserve"> 主题部署到 GitHub Pages（Windows 版）</w:t>
+      </w:r>
+    </w:p>
+    <w:p>
+      <w:r>
+        <w:t>本文记录了我从零开始，在 Windows 下使用 </w:t>
+      </w:r>
+      <w:proofErr w:type="spellStart"/>
+      <w:r>
+        <w:t>heiswayi</w:t>
+      </w:r>
+      <w:proofErr w:type="spellEnd"/>
+      <w:r>
+        <w:t>/</w:t>
+      </w:r>
+      <w:proofErr w:type="spellStart"/>
+      <w:r>
+        <w:t>textlog</w:t>
+      </w:r>
+      <w:proofErr w:type="spellEnd"/>
+      <w:r>
+        <w:t> 极简 Jekyll 主题，搭建个人博客并部署到 GitHub Pages 的完整流程。</w:t>
+      </w:r>
+      <w:r>
+        <w:br/>
+        <w:t>无论你是首次搭建，还是已有旧站想并存，都能找到适合自己的方式。文中包含了我在过程中遇到的所有坑和解决方案，让你一次成功。</w:t>
+      </w:r>
+    </w:p>
+    <w:p>
+      <w:r>
+        <w:pict w14:anchorId="7F8AE6C5">
+          <v:rect id="_x0000_i1220" style="width:0;height:.75pt" o:hralign="center" o:hrstd="t" o:hr="t" fillcolor="#a0a0a0" stroked="f"/>
+        </w:pict>
+      </w:r>
+    </w:p>
+    <w:p>
+      <w:r>
         <w:rPr>
-          <w:b/>
-          <w:bCs/>
+          <w:rFonts w:ascii="Segoe UI Emoji" w:hAnsi="Segoe UI Emoji" w:cs="Segoe UI Emoji"/>
         </w:rPr>
-      </w:pPr>
-      <w:r>
-        <w:rPr>
-          <w:b/>
-          <w:bCs/>
-        </w:rPr>
-        <w:t xml:space="preserve">手把手搭建极简博客：使用 </w:t>
-      </w:r>
-      <w:proofErr w:type="spellStart"/>
-      <w:r>
-        <w:rPr>
-          <w:b/>
-          <w:bCs/>
-        </w:rPr>
-        <w:t>heiswayi</w:t>
-      </w:r>
-      <w:proofErr w:type="spellEnd"/>
-      <w:r>
-        <w:rPr>
-          <w:b/>
-          <w:bCs/>
-        </w:rPr>
-        <w:t>/</w:t>
-      </w:r>
-      <w:proofErr w:type="spellStart"/>
-      <w:r>
-        <w:rPr>
-          <w:b/>
-          <w:bCs/>
-        </w:rPr>
-        <w:t>textlog</w:t>
-      </w:r>
-      <w:proofErr w:type="spellEnd"/>
-      <w:r>
-        <w:rPr>
-          <w:b/>
-          <w:bCs/>
-        </w:rPr>
-        <w:t xml:space="preserve"> 主题部署到 GitHub Pages（Windows 版）</w:t>
-      </w:r>
-    </w:p>
-    <w:p>
-      <w:r>
-        <w:t>本文记录了我从零开始，在 Windows 下使用 </w:t>
-      </w:r>
-      <w:proofErr w:type="spellStart"/>
-      <w:r>
-        <w:t>heiswayi</w:t>
-      </w:r>
-      <w:proofErr w:type="spellEnd"/>
-      <w:r>
-        <w:t>/</w:t>
-      </w:r>
-      <w:proofErr w:type="spellStart"/>
-      <w:r>
-        <w:t>textlog</w:t>
-      </w:r>
-      <w:proofErr w:type="spellEnd"/>
-      <w:r>
-        <w:t> 极简 Jekyll 主题，搭建个人博客并部署到 GitHub Pages（作为项目站点，与旧站共存）的完整流程，</w:t>
-      </w:r>
-      <w:r>
-        <w:rPr>
-          <w:b/>
-          <w:bCs/>
-        </w:rPr>
-        <w:t>并包含了我在过程中遇到的所有坑和解决方案</w:t>
-      </w:r>
-      <w:r>
-        <w:t>，让你一次成功。</w:t>
-      </w:r>
-    </w:p>
-    <w:p>
-      <w:r>
-        <w:pict w14:anchorId="15757816">
-          <v:rect id="_x0000_i1091" style="width:0;height:.75pt" o:hralign="center" o:hrstd="t" o:hr="t" fillcolor="#a0a0a0" stroked="f"/>
-        </w:pict>
-      </w:r>
-    </w:p>
-    <w:p>
-      <w:pPr>
-        <w:rPr>
-          <w:b/>
-          <w:bCs/>
-        </w:rPr>
-      </w:pPr>
-      <w:r>
-        <w:rPr>
-          <w:b/>
-          <w:bCs/>
-        </w:rPr>
-        <w:t>目录</w:t>
+        <w:t>📌</w:t>
+      </w:r>
+      <w:r>
+        <w:t xml:space="preserve"> 最终效果</w:t>
       </w:r>
     </w:p>
     <w:p>
       <w:pPr>
         <w:numPr>
           <w:ilvl w:val="0"/>
-          <w:numId w:val="1"/>
+          <w:numId w:val="12"/>
         </w:numPr>
       </w:pPr>
       <w:r>
-        <w:t>最终效果</w:t>
+        <w:t>首次搭建：博客访问地址为 https://你的用户名.github.io/，干净简洁</w:t>
       </w:r>
     </w:p>
     <w:p>
       <w:pPr>
         <w:numPr>
           <w:ilvl w:val="0"/>
-          <w:numId w:val="1"/>
+          <w:numId w:val="12"/>
         </w:numPr>
       </w:pPr>
       <w:r>
-        <w:t>准备工作</w:t>
+        <w:t>已有旧站：旧站 https://你的用户名.github.io/ 保持不变，新博客访问 https://你的用户名.github.io/仓库名/</w:t>
       </w:r>
     </w:p>
     <w:p>
       <w:pPr>
         <w:numPr>
           <w:ilvl w:val="0"/>
-          <w:numId w:val="1"/>
+          <w:numId w:val="12"/>
         </w:numPr>
       </w:pPr>
       <w:r>
-        <w:t>第一步：创建 GitHub 仓库并克隆主题</w:t>
+        <w:t>所有文章以 Markdown 书写，极简、无干扰、支持 RSS</w:t>
+      </w:r>
+    </w:p>
+    <w:p>
+      <w:r>
+        <w:pict w14:anchorId="0EC41BCA">
+          <v:rect id="_x0000_i1221" style="width:0;height:.75pt" o:hralign="center" o:hrstd="t" o:hr="t" fillcolor="#a0a0a0" stroked="f"/>
+        </w:pict>
+      </w:r>
+    </w:p>
+    <w:p>
+      <w:r>
+        <w:rPr>
+          <w:rFonts w:ascii="Segoe UI Symbol" w:hAnsi="Segoe UI Symbol" w:cs="Segoe UI Symbol"/>
+        </w:rPr>
+        <w:t>🛠</w:t>
+      </w:r>
+      <w:r>
+        <w:t xml:space="preserve"> 准备工作</w:t>
       </w:r>
     </w:p>
     <w:p>
       <w:pPr>
         <w:numPr>
           <w:ilvl w:val="0"/>
-          <w:numId w:val="1"/>
+          <w:numId w:val="13"/>
         </w:numPr>
       </w:pPr>
       <w:r>
-        <w:t>第二步：配置 _</w:t>
-      </w:r>
-      <w:proofErr w:type="spellStart"/>
-      <w:r>
-        <w:t>config.yml</w:t>
-      </w:r>
-      <w:proofErr w:type="spellEnd"/>
-    </w:p>
-    <w:p>
-      <w:pPr>
-        <w:numPr>
-          <w:ilvl w:val="0"/>
-          <w:numId w:val="1"/>
-        </w:numPr>
-      </w:pPr>
-      <w:r>
-        <w:t>第三步：安装 Ruby 和依赖（避坑重点）</w:t>
-      </w:r>
-    </w:p>
-    <w:p>
-      <w:pPr>
-        <w:numPr>
-          <w:ilvl w:val="0"/>
-          <w:numId w:val="1"/>
-        </w:numPr>
-      </w:pPr>
-      <w:r>
-        <w:t>第四步：本地预览</w:t>
-      </w:r>
-    </w:p>
-    <w:p>
-      <w:pPr>
-        <w:numPr>
-          <w:ilvl w:val="0"/>
-          <w:numId w:val="1"/>
-        </w:numPr>
-      </w:pPr>
-      <w:r>
-        <w:t>第五步：（可选）消除 Sass 弃用警告</w:t>
-      </w:r>
-    </w:p>
-    <w:p>
-      <w:pPr>
-        <w:numPr>
-          <w:ilvl w:val="0"/>
-          <w:numId w:val="1"/>
-        </w:numPr>
-      </w:pPr>
-      <w:r>
-        <w:t>第六步：推送到 GitHub 并启用 Pages</w:t>
-      </w:r>
-    </w:p>
-    <w:p>
-      <w:pPr>
-        <w:numPr>
-          <w:ilvl w:val="0"/>
-          <w:numId w:val="1"/>
-        </w:numPr>
-      </w:pPr>
-      <w:r>
-        <w:t>常见问题与解决方案</w:t>
-      </w:r>
-    </w:p>
-    <w:p>
-      <w:pPr>
-        <w:numPr>
-          <w:ilvl w:val="0"/>
-          <w:numId w:val="1"/>
-        </w:numPr>
-      </w:pPr>
-      <w:r>
-        <w:t>结语</w:t>
-      </w:r>
-    </w:p>
-    <w:p>
-      <w:r>
-        <w:pict w14:anchorId="568C9EE3">
-          <v:rect id="_x0000_i1092" style="width:0;height:.75pt" o:hralign="center" o:hrstd="t" o:hr="t" fillcolor="#a0a0a0" stroked="f"/>
-        </w:pict>
-      </w:r>
-    </w:p>
-    <w:p>
-      <w:pPr>
-        <w:rPr>
-          <w:b/>
-          <w:bCs/>
-        </w:rPr>
-      </w:pPr>
-      <w:r>
-        <w:rPr>
-          <w:b/>
-          <w:bCs/>
-        </w:rPr>
-        <w:t>最终效果</w:t>
-      </w:r>
-    </w:p>
-    <w:p>
-      <w:pPr>
-        <w:numPr>
-          <w:ilvl w:val="0"/>
-          <w:numId w:val="2"/>
-        </w:numPr>
-      </w:pPr>
-      <w:r>
-        <w:t>旧站 https://你的用户名.github.io/ 保持不变</w:t>
-      </w:r>
-    </w:p>
-    <w:p>
-      <w:pPr>
-        <w:numPr>
-          <w:ilvl w:val="0"/>
-          <w:numId w:val="2"/>
-        </w:numPr>
-      </w:pPr>
-      <w:r>
-        <w:t>新博客访问 https://你的用户名.github.io/仓库名/</w:t>
-      </w:r>
-    </w:p>
-    <w:p>
-      <w:pPr>
-        <w:numPr>
-          <w:ilvl w:val="0"/>
-          <w:numId w:val="2"/>
-        </w:numPr>
-      </w:pPr>
-      <w:r>
-        <w:t>所有文章以 Markdown 书写，极简、无干扰、支持 RSS</w:t>
-      </w:r>
-    </w:p>
-    <w:p>
-      <w:r>
-        <w:pict w14:anchorId="6BB83B76">
-          <v:rect id="_x0000_i1093" style="width:0;height:.75pt" o:hralign="center" o:hrstd="t" o:hr="t" fillcolor="#a0a0a0" stroked="f"/>
-        </w:pict>
-      </w:r>
-    </w:p>
-    <w:p>
-      <w:pPr>
-        <w:rPr>
-          <w:b/>
-          <w:bCs/>
-        </w:rPr>
-      </w:pPr>
-      <w:r>
-        <w:rPr>
-          <w:b/>
-          <w:bCs/>
-        </w:rPr>
-        <w:t>准备工作</w:t>
-      </w:r>
-    </w:p>
-    <w:p>
-      <w:pPr>
-        <w:numPr>
-          <w:ilvl w:val="0"/>
-          <w:numId w:val="3"/>
-        </w:numPr>
-      </w:pPr>
-      <w:r>
-        <w:rPr>
-          <w:b/>
-          <w:bCs/>
-        </w:rPr>
-        <w:t>Git</w:t>
-      </w:r>
-      <w:r>
-        <w:t>：</w:t>
+        <w:t>Git：下载安装（</w:t>
       </w:r>
       <w:r>
         <w:fldChar w:fldCharType="begin"/>
@@ -324,121 +140,73 @@
         <w:rPr>
           <w:rStyle w:val="af2"/>
         </w:rPr>
-        <w:t>下载安</w:t>
+        <w:t>官</w:t>
       </w:r>
       <w:r>
         <w:rPr>
           <w:rStyle w:val="af2"/>
         </w:rPr>
-        <w:t>装</w:t>
+        <w:t>网</w:t>
       </w:r>
       <w:r>
         <w:fldChar w:fldCharType="end"/>
+      </w:r>
+      <w:r>
+        <w:t>）</w:t>
       </w:r>
     </w:p>
     <w:p>
       <w:pPr>
         <w:numPr>
           <w:ilvl w:val="0"/>
-          <w:numId w:val="3"/>
+          <w:numId w:val="13"/>
         </w:numPr>
       </w:pPr>
       <w:r>
-        <w:rPr>
-          <w:b/>
-          <w:bCs/>
-        </w:rPr>
-        <w:t>GitHub 账号</w:t>
-      </w:r>
-      <w:r>
-        <w:t>（已登录）</w:t>
+        <w:t>GitHub 账号（已登录）</w:t>
       </w:r>
     </w:p>
     <w:p>
       <w:pPr>
         <w:numPr>
           <w:ilvl w:val="0"/>
-          <w:numId w:val="3"/>
+          <w:numId w:val="13"/>
         </w:numPr>
       </w:pPr>
       <w:r>
-        <w:rPr>
-          <w:b/>
-          <w:bCs/>
-        </w:rPr>
-        <w:t>Windows 操作系统</w:t>
-      </w:r>
-      <w:r>
-        <w:t>（教程针对 Win10/11）</w:t>
+        <w:t>Windows 操作系统（Win10/11 均可）</w:t>
       </w:r>
     </w:p>
     <w:p>
       <w:pPr>
         <w:numPr>
           <w:ilvl w:val="0"/>
-          <w:numId w:val="3"/>
+          <w:numId w:val="13"/>
         </w:numPr>
       </w:pPr>
       <w:r>
-        <w:t>一个</w:t>
-      </w:r>
-      <w:r>
-        <w:rPr>
-          <w:b/>
-          <w:bCs/>
-        </w:rPr>
-        <w:t>纯英文</w:t>
-      </w:r>
-      <w:r>
-        <w:t>的本地工作目录（例如 D:\MyBlog），</w:t>
-      </w:r>
-      <w:r>
-        <w:rPr>
-          <w:b/>
-          <w:bCs/>
-        </w:rPr>
-        <w:t>避免路径中含有空格或中文</w:t>
-      </w:r>
-    </w:p>
-    <w:p>
-      <w:r>
-        <w:lastRenderedPageBreak/>
-        <w:pict w14:anchorId="15CE0545">
-          <v:rect id="_x0000_i1094" style="width:0;height:.75pt" o:hralign="center" o:hrstd="t" o:hr="t" fillcolor="#a0a0a0" stroked="f"/>
+        <w:t>一个纯英文的本地工作目录（例如 D:\MyBlog），避免路径中含有空格或中文（否则编译扩展时会出错）</w:t>
+      </w:r>
+    </w:p>
+    <w:p>
+      <w:r>
+        <w:pict w14:anchorId="146AD08E">
+          <v:rect id="_x0000_i1222" style="width:0;height:.75pt" o:hralign="center" o:hrstd="t" o:hr="t" fillcolor="#a0a0a0" stroked="f"/>
         </w:pict>
       </w:r>
     </w:p>
     <w:p>
-      <w:pPr>
-        <w:rPr>
-          <w:b/>
-          <w:bCs/>
-        </w:rPr>
-      </w:pPr>
-      <w:r>
-        <w:rPr>
-          <w:b/>
-          <w:bCs/>
-        </w:rPr>
+      <w:r>
         <w:t>第一步：创建 GitHub 仓库并克隆主题</w:t>
       </w:r>
     </w:p>
     <w:p>
-      <w:pPr>
-        <w:numPr>
-          <w:ilvl w:val="0"/>
-          <w:numId w:val="4"/>
-        </w:numPr>
-      </w:pPr>
-      <w:r>
-        <w:rPr>
-          <w:b/>
-          <w:bCs/>
-        </w:rPr>
-        <w:t>Fork 主题仓库</w:t>
-      </w:r>
-      <w:r>
-        <w:br/>
+      <w:r>
+        <w:t>1. Fork 主题仓库</w:t>
+      </w:r>
+    </w:p>
+    <w:p>
+      <w:r>
         <w:t>访问 </w:t>
       </w:r>
       <w:proofErr w:type="spellStart"/>
@@ -462,47 +230,31 @@
         <w:rPr>
           <w:rStyle w:val="af2"/>
         </w:rPr>
-        <w:t>/tex</w:t>
-      </w:r>
-      <w:r>
+        <w:t>/textlog</w:t>
+      </w:r>
+      <w:r>
+        <w:fldChar w:fldCharType="end"/>
+      </w:r>
+      <w:r>
+        <w:t>，点击右上角 Fork，将仓库复制到你的 GitHub 账号下。</w:t>
+      </w:r>
+    </w:p>
+    <w:p>
+      <w:pPr>
         <w:rPr>
-          <w:rStyle w:val="af2"/>
+          <w:rFonts w:hint="eastAsia"/>
         </w:rPr>
-        <w:t>t</w:t>
-      </w:r>
+      </w:pPr>
       <w:r>
         <w:rPr>
-          <w:rStyle w:val="af2"/>
+          <w:noProof/>
         </w:rPr>
-        <w:t>log</w:t>
-      </w:r>
-      <w:r>
-        <w:fldChar w:fldCharType="end"/>
-      </w:r>
-      <w:r>
-        <w:t>，点击右上角 </w:t>
-      </w:r>
-      <w:r>
-        <w:rPr>
-          <w:b/>
-          <w:bCs/>
-        </w:rPr>
-        <w:t>Fork</w:t>
-      </w:r>
-      <w:r>
-        <w:t>，复制到你的账号下。</w:t>
-      </w:r>
-    </w:p>
-    <w:p>
-      <w:pPr>
-        <w:ind w:left="720"/>
-      </w:pPr>
-      <w:r>
+        <w:lastRenderedPageBreak/>
         <w:drawing>
-          <wp:inline distT="0" distB="0" distL="0" distR="0" wp14:anchorId="0E25BBD6" wp14:editId="315F3EB3">
-            <wp:extent cx="5274310" cy="1795145"/>
+          <wp:inline distT="0" distB="0" distL="0" distR="0" wp14:anchorId="2A0CB3C9" wp14:editId="7B6928F6">
+            <wp:extent cx="5274310" cy="1797050"/>
             <wp:effectExtent l="0" t="0" r="2540" b="0"/>
-            <wp:docPr id="97019666" name="图片 1"/>
+            <wp:docPr id="1632152261" name="图片 1"/>
             <wp:cNvGraphicFramePr>
               <a:graphicFrameLocks xmlns:a="http://schemas.openxmlformats.org/drawingml/2006/main" noChangeAspect="1"/>
             </wp:cNvGraphicFramePr>
@@ -510,23 +262,36 @@
               <a:graphicData uri="http://schemas.openxmlformats.org/drawingml/2006/picture">
                 <pic:pic xmlns:pic="http://schemas.openxmlformats.org/drawingml/2006/picture">
                   <pic:nvPicPr>
-                    <pic:cNvPr id="97019666" name=""/>
-                    <pic:cNvPicPr/>
+                    <pic:cNvPr id="0" name="Picture 218"/>
+                    <pic:cNvPicPr>
+                      <a:picLocks noChangeAspect="1" noChangeArrowheads="1"/>
+                    </pic:cNvPicPr>
                   </pic:nvPicPr>
                   <pic:blipFill>
-                    <a:blip r:embed="rId7"/>
+                    <a:blip r:embed="rId7">
+                      <a:extLst>
+                        <a:ext uri="{28A0092B-C50C-407E-A947-70E740481C1C}">
+                          <a14:useLocalDpi xmlns:a14="http://schemas.microsoft.com/office/drawing/2010/main" val="0"/>
+                        </a:ext>
+                      </a:extLst>
+                    </a:blip>
+                    <a:srcRect/>
                     <a:stretch>
                       <a:fillRect/>
                     </a:stretch>
                   </pic:blipFill>
-                  <pic:spPr>
+                  <pic:spPr bwMode="auto">
                     <a:xfrm>
                       <a:off x="0" y="0"/>
-                      <a:ext cx="5274310" cy="1795145"/>
+                      <a:ext cx="5274310" cy="1797050"/>
                     </a:xfrm>
                     <a:prstGeom prst="rect">
                       <a:avLst/>
                     </a:prstGeom>
+                    <a:noFill/>
+                    <a:ln>
+                      <a:noFill/>
+                    </a:ln>
                   </pic:spPr>
                 </pic:pic>
               </a:graphicData>
@@ -536,66 +301,99 @@
       </w:r>
     </w:p>
     <w:p>
+      <w:r>
+        <w:t>2. 重命名仓库（关键！请根据你的情况选择）</w:t>
+      </w:r>
+    </w:p>
+    <w:p>
       <w:pPr>
         <w:numPr>
           <w:ilvl w:val="0"/>
-          <w:numId w:val="4"/>
+          <w:numId w:val="14"/>
         </w:numPr>
       </w:pPr>
       <w:r>
-        <w:rPr>
-          <w:b/>
-          <w:bCs/>
-        </w:rPr>
-        <w:t>重命名仓库</w:t>
-      </w:r>
-      <w:r>
-        <w:t>（重要）</w:t>
+        <w:t>场景 A（推荐，适合首次搭建）：如果你尚未占用 用户名.github.io 这个仓库，请将 Fork 后的仓库重命名为 用户名.github.io（将“用户名”换成你的 GitHub ID）。</w:t>
       </w:r>
       <w:r>
         <w:br/>
-        <w:t>在你 Fork 后的仓库页面，点击 </w:t>
-      </w:r>
-      <w:r>
-        <w:rPr>
-          <w:b/>
-          <w:bCs/>
-        </w:rPr>
-        <w:t>Settings</w:t>
-      </w:r>
-      <w:r>
-        <w:t> → 修改仓库名为 </w:t>
-      </w:r>
-      <w:proofErr w:type="spellStart"/>
-      <w:r>
-        <w:t>textlog</w:t>
-      </w:r>
-      <w:proofErr w:type="spellEnd"/>
-      <w:r>
-        <w:t>（或你喜欢的名字，但要记住它，后面配置要用）。</w:t>
+        <w:t>这样博客将直接部署在根域名，访问地址为 https://用户名.github.io/。</w:t>
       </w:r>
     </w:p>
     <w:p>
       <w:pPr>
         <w:numPr>
           <w:ilvl w:val="0"/>
-          <w:numId w:val="4"/>
+          <w:numId w:val="14"/>
         </w:numPr>
       </w:pPr>
       <w:r>
+        <w:t>场景 B（已有旧站）：如果你的 用户名.github.io 已经被占用（例如已有博客或项目），请取一个其他名字，比如 </w:t>
+      </w:r>
+      <w:proofErr w:type="spellStart"/>
+      <w:r>
+        <w:t>textlog</w:t>
+      </w:r>
+      <w:proofErr w:type="spellEnd"/>
+      <w:r>
+        <w:t> 或 my-blog。</w:t>
+      </w:r>
+      <w:r>
+        <w:br/>
+        <w:t>新博客访问地址为 https://用户名.github.io/仓库名/，与旧站互不干扰。</w:t>
+      </w:r>
+    </w:p>
+    <w:p>
+      <w:r>
         <w:rPr>
-          <w:b/>
-          <w:bCs/>
+          <w:rFonts w:ascii="Segoe UI Emoji" w:hAnsi="Segoe UI Emoji" w:cs="Segoe UI Emoji"/>
         </w:rPr>
-        <w:t>克隆到本地</w:t>
-      </w:r>
-      <w:r>
-        <w:t>（使用纯英文路径）</w:t>
-      </w:r>
-      <w:r>
-        <w:br/>
-        <w:t>打开 PowerShell 或 CMD，执行：</w:t>
-      </w:r>
+        <w:t>⚠️</w:t>
+      </w:r>
+      <w:r>
+        <w:t> 记住你最终选定的仓库名，后面配置 _</w:t>
+      </w:r>
+      <w:proofErr w:type="spellStart"/>
+      <w:r>
+        <w:t>config.yml</w:t>
+      </w:r>
+      <w:proofErr w:type="spellEnd"/>
+      <w:r>
+        <w:t> 中的 </w:t>
+      </w:r>
+      <w:proofErr w:type="spellStart"/>
+      <w:r>
+        <w:t>baseurl</w:t>
+      </w:r>
+      <w:proofErr w:type="spellEnd"/>
+      <w:r>
+        <w:t> 时要用到。</w:t>
+      </w:r>
+    </w:p>
+    <w:p>
+      <w:r>
+        <w:t>3. 克隆到本地（使用纯英文路径）</w:t>
+      </w:r>
+    </w:p>
+    <w:p>
+      <w:r>
+        <w:t>打开 PowerShell 或 CMD，执行以下命令（以仓库名为 </w:t>
+      </w:r>
+      <w:proofErr w:type="spellStart"/>
+      <w:r>
+        <w:t>textlog</w:t>
+      </w:r>
+      <w:proofErr w:type="spellEnd"/>
+      <w:r>
+        <w:t> 为例，请替换成你自己的仓库名）：</w:t>
+      </w:r>
+    </w:p>
+    <w:p>
+      <w:proofErr w:type="spellStart"/>
+      <w:r>
+        <w:t>powershell</w:t>
+      </w:r>
+      <w:proofErr w:type="spellEnd"/>
     </w:p>
     <w:p>
       <w:r>
@@ -628,6 +426,11 @@
       <w:proofErr w:type="spellEnd"/>
     </w:p>
     <w:p>
+      <w:pPr>
+        <w:rPr>
+          <w:rFonts w:hint="eastAsia"/>
+        </w:rPr>
+      </w:pPr>
       <w:r>
         <w:t>git clone https://github.com/你的用户名/</w:t>
       </w:r>
@@ -649,31 +452,17 @@
     </w:p>
     <w:p>
       <w:r>
-        <w:pict w14:anchorId="1BACF505">
-          <v:rect id="_x0000_i1095" style="width:0;height:.75pt" o:hralign="center" o:hrstd="t" o:hr="t" fillcolor="#a0a0a0" stroked="f"/>
+        <w:pict w14:anchorId="60CF8597">
+          <v:rect id="_x0000_i1223" style="width:0;height:.75pt" o:hralign="center" o:hrstd="t" o:hr="t" fillcolor="#a0a0a0" stroked="f"/>
         </w:pict>
       </w:r>
     </w:p>
     <w:p>
-      <w:pPr>
-        <w:rPr>
-          <w:b/>
-          <w:bCs/>
-        </w:rPr>
-      </w:pPr>
-      <w:r>
-        <w:rPr>
-          <w:b/>
-          <w:bCs/>
-        </w:rPr>
+      <w:r>
         <w:t>第二步：配置 _</w:t>
       </w:r>
       <w:proofErr w:type="spellStart"/>
       <w:r>
-        <w:rPr>
-          <w:b/>
-          <w:bCs/>
-        </w:rPr>
         <w:t>config.yml</w:t>
       </w:r>
       <w:proofErr w:type="spellEnd"/>
@@ -692,7 +481,15 @@
       </w:r>
     </w:p>
     <w:p>
-      <w:r>
+      <w:proofErr w:type="spellStart"/>
+      <w:r>
+        <w:t>yaml</w:t>
+      </w:r>
+      <w:proofErr w:type="spellEnd"/>
+    </w:p>
+    <w:p>
+      <w:r>
+        <w:lastRenderedPageBreak/>
         <w:t xml:space="preserve">title: </w:t>
       </w:r>
       <w:proofErr w:type="gramStart"/>
@@ -754,27 +551,14 @@
       </w:r>
       <w:proofErr w:type="spellEnd"/>
       <w:r>
-        <w:t xml:space="preserve">: </w:t>
-      </w:r>
-      <w:proofErr w:type="gramStart"/>
-      <w:r>
-        <w:t>"/</w:t>
-      </w:r>
-      <w:proofErr w:type="spellStart"/>
-      <w:proofErr w:type="gramEnd"/>
-      <w:r>
-        <w:t>textlog</w:t>
-      </w:r>
-      <w:proofErr w:type="spellEnd"/>
-      <w:r>
-        <w:t xml:space="preserve">"            </w:t>
+        <w:t xml:space="preserve">: ""                    </w:t>
       </w:r>
       <w:r>
         <w:rPr>
           <w:i/>
           <w:iCs/>
         </w:rPr>
-        <w:t># 填写你的仓库名，前后有斜杠</w:t>
+        <w:t># 重要！根据你的仓库名填写（见下方说明）</w:t>
       </w:r>
     </w:p>
     <w:p>
@@ -836,13 +620,12 @@
     <w:p>
       <w:r>
         <w:rPr>
-          <w:b/>
-          <w:bCs/>
+          <w:rFonts w:ascii="Segoe UI Emoji" w:hAnsi="Segoe UI Emoji" w:cs="Segoe UI Emoji"/>
         </w:rPr>
-        <w:t>特别注意</w:t>
-      </w:r>
-      <w:r>
-        <w:t>：</w:t>
+        <w:t>🔑</w:t>
+      </w:r>
+      <w:r>
+        <w:t xml:space="preserve"> </w:t>
       </w:r>
       <w:proofErr w:type="spellStart"/>
       <w:r>
@@ -850,43 +633,324 @@
       </w:r>
       <w:proofErr w:type="spellEnd"/>
       <w:r>
-        <w:t> 必须与 GitHub 仓库名完全一致，否则线上样式会丢失。</w:t>
-      </w:r>
-    </w:p>
-    <w:p>
-      <w:r>
-        <w:pict w14:anchorId="55408932">
-          <v:rect id="_x0000_i1096" style="width:0;height:.75pt" o:hralign="center" o:hrstd="t" o:hr="t" fillcolor="#a0a0a0" stroked="f"/>
+        <w:t xml:space="preserve"> 填写规则（必看）：</w:t>
+      </w:r>
+    </w:p>
+    <w:tbl>
+      <w:tblPr>
+        <w:tblW w:w="11280" w:type="dxa"/>
+        <w:tblCellMar>
+          <w:top w:w="15" w:type="dxa"/>
+          <w:left w:w="15" w:type="dxa"/>
+          <w:bottom w:w="15" w:type="dxa"/>
+          <w:right w:w="15" w:type="dxa"/>
+        </w:tblCellMar>
+        <w:tblLook w:val="04A0" w:firstRow="1" w:lastRow="0" w:firstColumn="1" w:lastColumn="0" w:noHBand="0" w:noVBand="1"/>
+      </w:tblPr>
+      <w:tblGrid>
+        <w:gridCol w:w="2750"/>
+        <w:gridCol w:w="3188"/>
+        <w:gridCol w:w="5342"/>
+      </w:tblGrid>
+      <w:tr>
+        <w:trPr>
+          <w:tblHeader/>
+        </w:trPr>
+        <w:tc>
+          <w:tcPr>
+            <w:tcW w:w="0" w:type="auto"/>
+            <w:tcBorders>
+              <w:top w:val="nil"/>
+            </w:tcBorders>
+            <w:tcMar>
+              <w:top w:w="150" w:type="dxa"/>
+              <w:left w:w="0" w:type="dxa"/>
+              <w:bottom w:w="150" w:type="dxa"/>
+              <w:right w:w="240" w:type="dxa"/>
+            </w:tcMar>
+            <w:vAlign w:val="center"/>
+            <w:hideMark/>
+          </w:tcPr>
+          <w:p>
+            <w:r>
+              <w:t>你的仓库名</w:t>
+            </w:r>
+          </w:p>
+        </w:tc>
+        <w:tc>
+          <w:tcPr>
+            <w:tcW w:w="0" w:type="auto"/>
+            <w:tcBorders>
+              <w:top w:val="nil"/>
+            </w:tcBorders>
+            <w:tcMar>
+              <w:top w:w="150" w:type="dxa"/>
+              <w:left w:w="240" w:type="dxa"/>
+              <w:bottom w:w="150" w:type="dxa"/>
+              <w:right w:w="240" w:type="dxa"/>
+            </w:tcMar>
+            <w:vAlign w:val="center"/>
+            <w:hideMark/>
+          </w:tcPr>
+          <w:p>
+            <w:proofErr w:type="spellStart"/>
+            <w:r>
+              <w:t>baseurl</w:t>
+            </w:r>
+            <w:proofErr w:type="spellEnd"/>
+            <w:r>
+              <w:t> 应设为</w:t>
+            </w:r>
+          </w:p>
+        </w:tc>
+        <w:tc>
+          <w:tcPr>
+            <w:tcW w:w="0" w:type="auto"/>
+            <w:tcBorders>
+              <w:top w:val="nil"/>
+            </w:tcBorders>
+            <w:tcMar>
+              <w:top w:w="150" w:type="dxa"/>
+              <w:left w:w="240" w:type="dxa"/>
+              <w:bottom w:w="150" w:type="dxa"/>
+              <w:right w:w="240" w:type="dxa"/>
+            </w:tcMar>
+            <w:vAlign w:val="center"/>
+            <w:hideMark/>
+          </w:tcPr>
+          <w:p>
+            <w:r>
+              <w:t>最终访问地址</w:t>
+            </w:r>
+          </w:p>
+        </w:tc>
+      </w:tr>
+      <w:tr>
+        <w:tc>
+          <w:tcPr>
+            <w:tcW w:w="0" w:type="auto"/>
+            <w:tcMar>
+              <w:top w:w="150" w:type="dxa"/>
+              <w:left w:w="0" w:type="dxa"/>
+              <w:bottom w:w="150" w:type="dxa"/>
+              <w:right w:w="240" w:type="dxa"/>
+            </w:tcMar>
+            <w:vAlign w:val="center"/>
+            <w:hideMark/>
+          </w:tcPr>
+          <w:p>
+            <w:r>
+              <w:t>用户名.github.io</w:t>
+            </w:r>
+          </w:p>
+        </w:tc>
+        <w:tc>
+          <w:tcPr>
+            <w:tcW w:w="0" w:type="auto"/>
+            <w:tcMar>
+              <w:top w:w="150" w:type="dxa"/>
+              <w:left w:w="240" w:type="dxa"/>
+              <w:bottom w:w="150" w:type="dxa"/>
+              <w:right w:w="240" w:type="dxa"/>
+            </w:tcMar>
+            <w:vAlign w:val="center"/>
+            <w:hideMark/>
+          </w:tcPr>
+          <w:p>
+            <w:r>
+              <w:t>"" （空字符串）</w:t>
+            </w:r>
+          </w:p>
+        </w:tc>
+        <w:tc>
+          <w:tcPr>
+            <w:tcW w:w="0" w:type="auto"/>
+            <w:tcMar>
+              <w:top w:w="150" w:type="dxa"/>
+              <w:left w:w="240" w:type="dxa"/>
+              <w:bottom w:w="150" w:type="dxa"/>
+              <w:right w:w="0" w:type="dxa"/>
+            </w:tcMar>
+            <w:vAlign w:val="center"/>
+            <w:hideMark/>
+          </w:tcPr>
+          <w:p>
+            <w:r>
+              <w:t>https://用户名.github.io/</w:t>
+            </w:r>
+          </w:p>
+        </w:tc>
+      </w:tr>
+      <w:tr>
+        <w:tc>
+          <w:tcPr>
+            <w:tcW w:w="0" w:type="auto"/>
+            <w:tcMar>
+              <w:top w:w="150" w:type="dxa"/>
+              <w:left w:w="0" w:type="dxa"/>
+              <w:bottom w:w="150" w:type="dxa"/>
+              <w:right w:w="240" w:type="dxa"/>
+            </w:tcMar>
+            <w:vAlign w:val="center"/>
+            <w:hideMark/>
+          </w:tcPr>
+          <w:p>
+            <w:proofErr w:type="spellStart"/>
+            <w:r>
+              <w:t>textlog</w:t>
+            </w:r>
+            <w:proofErr w:type="spellEnd"/>
+          </w:p>
+        </w:tc>
+        <w:tc>
+          <w:tcPr>
+            <w:tcW w:w="0" w:type="auto"/>
+            <w:tcMar>
+              <w:top w:w="150" w:type="dxa"/>
+              <w:left w:w="240" w:type="dxa"/>
+              <w:bottom w:w="150" w:type="dxa"/>
+              <w:right w:w="240" w:type="dxa"/>
+            </w:tcMar>
+            <w:vAlign w:val="center"/>
+            <w:hideMark/>
+          </w:tcPr>
+          <w:p>
+            <w:r>
+              <w:t>"/</w:t>
+            </w:r>
+            <w:proofErr w:type="spellStart"/>
+            <w:r>
+              <w:t>textlog</w:t>
+            </w:r>
+            <w:proofErr w:type="spellEnd"/>
+            <w:r>
+              <w:t>"</w:t>
+            </w:r>
+          </w:p>
+        </w:tc>
+        <w:tc>
+          <w:tcPr>
+            <w:tcW w:w="0" w:type="auto"/>
+            <w:tcMar>
+              <w:top w:w="150" w:type="dxa"/>
+              <w:left w:w="240" w:type="dxa"/>
+              <w:bottom w:w="150" w:type="dxa"/>
+              <w:right w:w="0" w:type="dxa"/>
+            </w:tcMar>
+            <w:vAlign w:val="center"/>
+            <w:hideMark/>
+          </w:tcPr>
+          <w:p>
+            <w:r>
+              <w:t>https://用户名.github.io/</w:t>
+            </w:r>
+            <w:proofErr w:type="spellStart"/>
+            <w:r>
+              <w:t>textlog</w:t>
+            </w:r>
+            <w:proofErr w:type="spellEnd"/>
+            <w:r>
+              <w:t>/</w:t>
+            </w:r>
+          </w:p>
+        </w:tc>
+      </w:tr>
+      <w:tr>
+        <w:tc>
+          <w:tcPr>
+            <w:tcW w:w="0" w:type="auto"/>
+            <w:tcMar>
+              <w:top w:w="150" w:type="dxa"/>
+              <w:left w:w="0" w:type="dxa"/>
+              <w:bottom w:w="150" w:type="dxa"/>
+              <w:right w:w="240" w:type="dxa"/>
+            </w:tcMar>
+            <w:vAlign w:val="center"/>
+            <w:hideMark/>
+          </w:tcPr>
+          <w:p>
+            <w:r>
+              <w:t>my-blog</w:t>
+            </w:r>
+          </w:p>
+        </w:tc>
+        <w:tc>
+          <w:tcPr>
+            <w:tcW w:w="0" w:type="auto"/>
+            <w:tcMar>
+              <w:top w:w="150" w:type="dxa"/>
+              <w:left w:w="240" w:type="dxa"/>
+              <w:bottom w:w="150" w:type="dxa"/>
+              <w:right w:w="240" w:type="dxa"/>
+            </w:tcMar>
+            <w:vAlign w:val="center"/>
+            <w:hideMark/>
+          </w:tcPr>
+          <w:p>
+            <w:r>
+              <w:t>"/my-blog"</w:t>
+            </w:r>
+          </w:p>
+        </w:tc>
+        <w:tc>
+          <w:tcPr>
+            <w:tcW w:w="0" w:type="auto"/>
+            <w:tcMar>
+              <w:top w:w="150" w:type="dxa"/>
+              <w:left w:w="240" w:type="dxa"/>
+              <w:bottom w:w="150" w:type="dxa"/>
+              <w:right w:w="0" w:type="dxa"/>
+            </w:tcMar>
+            <w:vAlign w:val="center"/>
+            <w:hideMark/>
+          </w:tcPr>
+          <w:p>
+            <w:r>
+              <w:t>https://用户名.github.io/my-blog/</w:t>
+            </w:r>
+          </w:p>
+        </w:tc>
+      </w:tr>
+    </w:tbl>
+    <w:p>
+      <w:r>
+        <w:t>核心原则：</w:t>
+      </w:r>
+      <w:proofErr w:type="spellStart"/>
+      <w:r>
+        <w:t>baseurl</w:t>
+      </w:r>
+      <w:proofErr w:type="spellEnd"/>
+      <w:r>
+        <w:t> 必须等于 /仓库名，开头有斜杠，末尾无斜杠。</w:t>
+      </w:r>
+      <w:r>
+        <w:br/>
+        <w:t>仅当仓库名是 用户名.github.io 时，</w:t>
+      </w:r>
+      <w:proofErr w:type="spellStart"/>
+      <w:r>
+        <w:t>baseurl</w:t>
+      </w:r>
+      <w:proofErr w:type="spellEnd"/>
+      <w:r>
+        <w:t> 必须设为空字符串。写错会导致线上样式完全加载失败。</w:t>
+      </w:r>
+    </w:p>
+    <w:p>
+      <w:r>
+        <w:pict w14:anchorId="1444DFEE">
+          <v:rect id="_x0000_i1224" style="width:0;height:.75pt" o:hralign="center" o:hrstd="t" o:hr="t" fillcolor="#a0a0a0" stroked="f"/>
         </w:pict>
       </w:r>
     </w:p>
     <w:p>
-      <w:pPr>
-        <w:rPr>
-          <w:b/>
-          <w:bCs/>
-        </w:rPr>
-      </w:pPr>
-      <w:r>
-        <w:rPr>
-          <w:b/>
-          <w:bCs/>
-        </w:rPr>
+      <w:r>
         <w:t>第三步：安装 Ruby 和依赖（避坑重点）</w:t>
       </w:r>
     </w:p>
     <w:p>
-      <w:pPr>
-        <w:rPr>
-          <w:b/>
-          <w:bCs/>
-        </w:rPr>
-      </w:pPr>
-      <w:r>
-        <w:rPr>
-          <w:b/>
-          <w:bCs/>
-        </w:rPr>
+      <w:r>
         <w:t>3.1 安装 Ruby（版本必须正确）</w:t>
       </w:r>
     </w:p>
@@ -900,21 +964,10 @@
       </w:r>
       <w:proofErr w:type="spellEnd"/>
       <w:r>
-        <w:t> 方法错误，</w:t>
-      </w:r>
-      <w:r>
-        <w:rPr>
-          <w:b/>
-          <w:bCs/>
-        </w:rPr>
-        <w:t xml:space="preserve">所以请务必安装 Ruby 2.7.8 带 </w:t>
+        <w:t xml:space="preserve"> 方法错误，所以请务必安装 Ruby 2.7.8 带 </w:t>
       </w:r>
       <w:proofErr w:type="spellStart"/>
       <w:r>
-        <w:rPr>
-          <w:b/>
-          <w:bCs/>
-        </w:rPr>
         <w:t>DevKit</w:t>
       </w:r>
       <w:proofErr w:type="spellEnd"/>
@@ -926,7 +979,7 @@
       <w:pPr>
         <w:numPr>
           <w:ilvl w:val="0"/>
-          <w:numId w:val="5"/>
+          <w:numId w:val="15"/>
         </w:numPr>
       </w:pPr>
       <w:r>
@@ -937,100 +990,9 @@
           <w:rPr>
             <w:rStyle w:val="af2"/>
           </w:rPr>
-          <w:t>Ruby 2.7.8 带</w:t>
-        </w:r>
-        <w:r>
-          <w:rPr>
-            <w:rStyle w:val="af2"/>
-          </w:rPr>
-          <w:t xml:space="preserve"> </w:t>
-        </w:r>
-        <w:r>
-          <w:rPr>
-            <w:rStyle w:val="af2"/>
-          </w:rPr>
-          <w:t>DevKit</w:t>
+          <w:t>Ruby 2.7.8 带 DevKit</w:t>
         </w:r>
       </w:hyperlink>
-    </w:p>
-    <w:p>
-      <w:pPr>
-        <w:numPr>
-          <w:ilvl w:val="0"/>
-          <w:numId w:val="5"/>
-        </w:numPr>
-      </w:pPr>
-      <w:r>
-        <w:rPr>
-          <w:b/>
-          <w:bCs/>
-        </w:rPr>
-        <w:t>安装时务必勾选</w:t>
-      </w:r>
-      <w:r>
-        <w:t>：</w:t>
-      </w:r>
-    </w:p>
-    <w:p>
-      <w:pPr>
-        <w:numPr>
-          <w:ilvl w:val="1"/>
-          <w:numId w:val="5"/>
-        </w:numPr>
-      </w:pPr>
-      <w:r>
-        <w:t>“Add Ruby to PATH”</w:t>
-      </w:r>
-    </w:p>
-    <w:p>
-      <w:pPr>
-        <w:numPr>
-          <w:ilvl w:val="1"/>
-          <w:numId w:val="5"/>
-        </w:numPr>
-      </w:pPr>
-      <w:r>
-        <w:t>“MSYS2 development toolchain”</w:t>
-      </w:r>
-    </w:p>
-    <w:p>
-      <w:pPr>
-        <w:numPr>
-          <w:ilvl w:val="0"/>
-          <w:numId w:val="5"/>
-        </w:numPr>
-      </w:pPr>
-      <w:r>
-        <w:rPr>
-          <w:b/>
-          <w:bCs/>
-        </w:rPr>
-        <w:t>安装路径必须纯英文且无空格</w:t>
-      </w:r>
-      <w:r>
-        <w:t>，例如 C:\Ruby27（不要用 C:\Ruby + Jekyll + Bundler，否则编译扩展时会因空格导致 make 失败）</w:t>
-      </w:r>
-    </w:p>
-    <w:p>
-      <w:pPr>
-        <w:numPr>
-          <w:ilvl w:val="0"/>
-          <w:numId w:val="5"/>
-        </w:numPr>
-      </w:pPr>
-      <w:r>
-        <w:t>安装完成后，</w:t>
-      </w:r>
-      <w:r>
-        <w:rPr>
-          <w:b/>
-          <w:bCs/>
-        </w:rPr>
-        <w:t>重启计算机</w:t>
-      </w:r>
-      <w:r>
-        <w:t>（或至少注销）让环境变量生效。</w:t>
-      </w:r>
     </w:p>
     <w:p>
       <w:pPr>
@@ -1040,11 +1002,15 @@
         </w:rPr>
       </w:pPr>
       <w:r>
+        <w:rPr>
+          <w:noProof/>
+        </w:rPr>
+        <w:lastRenderedPageBreak/>
         <w:drawing>
-          <wp:inline distT="0" distB="0" distL="0" distR="0" wp14:anchorId="4F5BCB73" wp14:editId="0F98CAA7">
-            <wp:extent cx="3648584" cy="1914792"/>
-            <wp:effectExtent l="0" t="0" r="9525" b="9525"/>
-            <wp:docPr id="961360420" name="图片 1"/>
+          <wp:inline distT="0" distB="0" distL="0" distR="0" wp14:anchorId="54099B31" wp14:editId="3027ECB4">
+            <wp:extent cx="3651250" cy="1917700"/>
+            <wp:effectExtent l="0" t="0" r="6350" b="6350"/>
+            <wp:docPr id="707392473" name="图片 2"/>
             <wp:cNvGraphicFramePr>
               <a:graphicFrameLocks xmlns:a="http://schemas.openxmlformats.org/drawingml/2006/main" noChangeAspect="1"/>
             </wp:cNvGraphicFramePr>
@@ -1052,23 +1018,36 @@
               <a:graphicData uri="http://schemas.openxmlformats.org/drawingml/2006/picture">
                 <pic:pic xmlns:pic="http://schemas.openxmlformats.org/drawingml/2006/picture">
                   <pic:nvPicPr>
-                    <pic:cNvPr id="961360420" name=""/>
-                    <pic:cNvPicPr/>
+                    <pic:cNvPr id="0" name="Picture 220"/>
+                    <pic:cNvPicPr>
+                      <a:picLocks noChangeAspect="1" noChangeArrowheads="1"/>
+                    </pic:cNvPicPr>
                   </pic:nvPicPr>
                   <pic:blipFill>
-                    <a:blip r:embed="rId9"/>
+                    <a:blip r:embed="rId9">
+                      <a:extLst>
+                        <a:ext uri="{28A0092B-C50C-407E-A947-70E740481C1C}">
+                          <a14:useLocalDpi xmlns:a14="http://schemas.microsoft.com/office/drawing/2010/main" val="0"/>
+                        </a:ext>
+                      </a:extLst>
+                    </a:blip>
+                    <a:srcRect/>
                     <a:stretch>
                       <a:fillRect/>
                     </a:stretch>
                   </pic:blipFill>
-                  <pic:spPr>
+                  <pic:spPr bwMode="auto">
                     <a:xfrm>
                       <a:off x="0" y="0"/>
-                      <a:ext cx="3648584" cy="1914792"/>
+                      <a:ext cx="3651250" cy="1917700"/>
                     </a:xfrm>
                     <a:prstGeom prst="rect">
                       <a:avLst/>
                     </a:prstGeom>
+                    <a:noFill/>
+                    <a:ln>
+                      <a:noFill/>
+                    </a:ln>
                   </pic:spPr>
                 </pic:pic>
               </a:graphicData>
@@ -1079,16 +1058,61 @@
     </w:p>
     <w:p>
       <w:pPr>
-        <w:rPr>
-          <w:b/>
-          <w:bCs/>
-        </w:rPr>
-      </w:pPr>
-      <w:r>
-        <w:rPr>
-          <w:b/>
-          <w:bCs/>
-        </w:rPr>
+        <w:numPr>
+          <w:ilvl w:val="0"/>
+          <w:numId w:val="15"/>
+        </w:numPr>
+      </w:pPr>
+      <w:r>
+        <w:t>安装时务必勾选：</w:t>
+      </w:r>
+    </w:p>
+    <w:p>
+      <w:pPr>
+        <w:numPr>
+          <w:ilvl w:val="1"/>
+          <w:numId w:val="15"/>
+        </w:numPr>
+      </w:pPr>
+      <w:r>
+        <w:t>“Add Ruby to PATH”</w:t>
+      </w:r>
+    </w:p>
+    <w:p>
+      <w:pPr>
+        <w:numPr>
+          <w:ilvl w:val="1"/>
+          <w:numId w:val="15"/>
+        </w:numPr>
+      </w:pPr>
+      <w:r>
+        <w:t>“MSYS2 development toolchain”</w:t>
+      </w:r>
+    </w:p>
+    <w:p>
+      <w:pPr>
+        <w:numPr>
+          <w:ilvl w:val="0"/>
+          <w:numId w:val="15"/>
+        </w:numPr>
+      </w:pPr>
+      <w:r>
+        <w:t>安装路径必须纯英文且无空格，例如 C:\Ruby27（不要用 C:\Ruby + Jekyll + Bundler，否则编译扩展时会因空格导致 make 失败）</w:t>
+      </w:r>
+    </w:p>
+    <w:p>
+      <w:pPr>
+        <w:numPr>
+          <w:ilvl w:val="0"/>
+          <w:numId w:val="15"/>
+        </w:numPr>
+      </w:pPr>
+      <w:r>
+        <w:t>安装完成后，重启计算机（或至少注销重新登录）让环境变量生效。</w:t>
+      </w:r>
+    </w:p>
+    <w:p>
+      <w:r>
         <w:t>3.2 安装 Bundler 并安装依赖</w:t>
       </w:r>
     </w:p>
@@ -1114,324 +1138,247 @@
     </w:p>
     <w:p>
       <w:r>
-        <w:t>如果一切顺利，你应该看到一堆 gem 安装成功的信息。</w:t>
+        <w:t>如果一切顺利，你会看到一堆 gem 安装成功的信息。</w:t>
       </w:r>
       <w:r>
         <w:br/>
-      </w:r>
+        <w:t>如果看到 </w:t>
+      </w:r>
+      <w:proofErr w:type="spellStart"/>
+      <w:r>
+        <w:t>http_parser.rb</w:t>
+      </w:r>
+      <w:proofErr w:type="spellEnd"/>
+      <w:r>
+        <w:t xml:space="preserve"> 编译失败，检查 Ruby 安装路径是否含空格，并确认已安装 </w:t>
+      </w:r>
+      <w:proofErr w:type="spellStart"/>
+      <w:r>
+        <w:t>DevKit</w:t>
+      </w:r>
+      <w:proofErr w:type="spellEnd"/>
+      <w:r>
+        <w:t>。</w:t>
+      </w:r>
+    </w:p>
+    <w:p>
+      <w:r>
+        <w:pict w14:anchorId="314F5A6B">
+          <v:rect id="_x0000_i1225" style="width:0;height:.75pt" o:hralign="center" o:hrstd="t" o:hr="t" fillcolor="#a0a0a0" stroked="f"/>
+        </w:pict>
+      </w:r>
+    </w:p>
+    <w:p>
+      <w:r>
+        <w:t>第四步：本地预览</w:t>
+      </w:r>
+    </w:p>
+    <w:p>
+      <w:proofErr w:type="spellStart"/>
+      <w:r>
+        <w:t>powershell</w:t>
+      </w:r>
+      <w:proofErr w:type="spellEnd"/>
+    </w:p>
+    <w:p>
+      <w:r>
+        <w:t xml:space="preserve">bundle _1.17.3_ exec </w:t>
+      </w:r>
+      <w:proofErr w:type="spellStart"/>
+      <w:r>
+        <w:t>jekyll</w:t>
+      </w:r>
+      <w:proofErr w:type="spellEnd"/>
+      <w:r>
+        <w:t xml:space="preserve"> serve</w:t>
+      </w:r>
+    </w:p>
+    <w:p>
+      <w:r>
+        <w:t>等待编译完成，终端会显示类似：</w:t>
+      </w:r>
+    </w:p>
+    <w:p>
+      <w:r>
+        <w:t>text</w:t>
+      </w:r>
+    </w:p>
+    <w:p>
+      <w:r>
+        <w:t>Server address: http://127.0.0.1:4000/textlog/</w:t>
+      </w:r>
+    </w:p>
+    <w:p>
       <w:r>
         <w:lastRenderedPageBreak/>
-        <w:t>如果看到 </w:t>
+        <w:t>请务必按终端显示的地址访问（如果 </w:t>
       </w:r>
       <w:proofErr w:type="spellStart"/>
       <w:r>
-        <w:t>http_parser.rb</w:t>
+        <w:t>baseurl</w:t>
       </w:r>
       <w:proofErr w:type="spellEnd"/>
       <w:r>
-        <w:t xml:space="preserve"> 编译失败，检查 Ruby 安装路径是否含空格，并确认已安装 </w:t>
-      </w:r>
-      <w:proofErr w:type="spellStart"/>
-      <w:r>
-        <w:t>DevKit</w:t>
-      </w:r>
-      <w:proofErr w:type="spellEnd"/>
-      <w:r>
-        <w:t>。</w:t>
-      </w:r>
-    </w:p>
-    <w:p>
-      <w:r>
-        <w:pict w14:anchorId="27DC2ED6">
-          <v:rect id="_x0000_i1097" style="width:0;height:.75pt" o:hralign="center" o:hrstd="t" o:hr="t" fillcolor="#a0a0a0" stroked="f"/>
+        <w:t> 为空，则地址为 http://127.0.0.1:4000/）。</w:t>
+      </w:r>
+      <w:r>
+        <w:br/>
+        <w:t>打开浏览器访问该地址，你应该能看到博客页面，且样式完整。</w:t>
+      </w:r>
+    </w:p>
+    <w:p>
+      <w:r>
+        <w:pict w14:anchorId="4C4C941C">
+          <v:rect id="_x0000_i1226" style="width:0;height:.75pt" o:hralign="center" o:hrstd="t" o:hr="t" fillcolor="#a0a0a0" stroked="f"/>
         </w:pict>
       </w:r>
     </w:p>
     <w:p>
-      <w:pPr>
-        <w:rPr>
-          <w:b/>
-          <w:bCs/>
-        </w:rPr>
-      </w:pPr>
-      <w:r>
-        <w:rPr>
-          <w:b/>
-          <w:bCs/>
-        </w:rPr>
-        <w:t>第四步：本地预览</w:t>
-      </w:r>
-    </w:p>
-    <w:p>
-      <w:r>
-        <w:t xml:space="preserve">bundle _1.17.3_ exec </w:t>
-      </w:r>
-      <w:proofErr w:type="spellStart"/>
-      <w:r>
-        <w:t>jekyll</w:t>
-      </w:r>
-      <w:proofErr w:type="spellEnd"/>
-      <w:r>
-        <w:t xml:space="preserve"> serve</w:t>
-      </w:r>
-    </w:p>
-    <w:p>
-      <w:r>
-        <w:t>等待编译完成，会显示：</w:t>
-      </w:r>
-    </w:p>
-    <w:p>
-      <w:r>
-        <w:t>text</w:t>
-      </w:r>
-    </w:p>
-    <w:p>
-      <w:r>
-        <w:t>Server address: http://127.0.0.1:4000/textlog/</w:t>
-      </w:r>
-    </w:p>
-    <w:p>
-      <w:r>
-        <w:t>打开浏览器访问该地址，你应该看到博客页面（样式正常）。</w:t>
-      </w:r>
-    </w:p>
-    <w:p>
-      <w:pPr>
+      <w:r>
+        <w:t>第</w:t>
+      </w:r>
+      <w:r>
         <w:rPr>
           <w:rFonts w:hint="eastAsia"/>
         </w:rPr>
-      </w:pPr>
-      <w:r>
-        <w:drawing>
-          <wp:inline distT="0" distB="0" distL="0" distR="0" wp14:anchorId="53EC75B4" wp14:editId="7352B86C">
-            <wp:extent cx="5274310" cy="3561080"/>
-            <wp:effectExtent l="0" t="0" r="2540" b="1270"/>
-            <wp:docPr id="7177747" name="图片 1"/>
-            <wp:cNvGraphicFramePr>
-              <a:graphicFrameLocks xmlns:a="http://schemas.openxmlformats.org/drawingml/2006/main" noChangeAspect="1"/>
-            </wp:cNvGraphicFramePr>
-            <a:graphic xmlns:a="http://schemas.openxmlformats.org/drawingml/2006/main">
-              <a:graphicData uri="http://schemas.openxmlformats.org/drawingml/2006/picture">
-                <pic:pic xmlns:pic="http://schemas.openxmlformats.org/drawingml/2006/picture">
-                  <pic:nvPicPr>
-                    <pic:cNvPr id="7177747" name=""/>
-                    <pic:cNvPicPr/>
-                  </pic:nvPicPr>
-                  <pic:blipFill>
-                    <a:blip r:embed="rId10"/>
-                    <a:stretch>
-                      <a:fillRect/>
-                    </a:stretch>
-                  </pic:blipFill>
-                  <pic:spPr>
-                    <a:xfrm>
-                      <a:off x="0" y="0"/>
-                      <a:ext cx="5274310" cy="3561080"/>
-                    </a:xfrm>
-                    <a:prstGeom prst="rect">
-                      <a:avLst/>
-                    </a:prstGeom>
-                  </pic:spPr>
-                </pic:pic>
-              </a:graphicData>
-            </a:graphic>
-          </wp:inline>
-        </w:drawing>
-      </w:r>
-    </w:p>
-    <w:p>
-      <w:pPr>
-        <w:rPr>
-          <w:rFonts w:hint="eastAsia"/>
-        </w:rPr>
-      </w:pPr>
-      <w:r>
-        <w:pict w14:anchorId="44FDA241">
-          <v:rect id="_x0000_i1098" style="width:0;height:.75pt" o:hralign="center" o:hrstd="t" o:hr="t" fillcolor="#a0a0a0" stroked="f"/>
-        </w:pict>
-      </w:r>
-    </w:p>
-    <w:p>
-      <w:pPr>
-        <w:rPr>
-          <w:b/>
-          <w:bCs/>
-        </w:rPr>
-      </w:pPr>
-      <w:r>
-        <w:rPr>
-          <w:b/>
-          <w:bCs/>
-        </w:rPr>
-        <w:t>第</w:t>
-      </w:r>
-      <w:r>
-        <w:rPr>
-          <w:rFonts w:hint="eastAsia"/>
-          <w:b/>
-          <w:bCs/>
-        </w:rPr>
         <w:t>五</w:t>
       </w:r>
       <w:r>
-        <w:rPr>
-          <w:b/>
-          <w:bCs/>
-        </w:rPr>
         <w:t>步：推送到 GitHub 并启用 Pages</w:t>
+      </w:r>
+    </w:p>
+    <w:p>
+      <w:r>
+        <w:t>1. 提交修改</w:t>
+      </w:r>
+    </w:p>
+    <w:p>
+      <w:r>
+        <w:t>在项目目录下执行：</w:t>
+      </w:r>
+    </w:p>
+    <w:p>
+      <w:r>
+        <w:t xml:space="preserve">git </w:t>
+      </w:r>
+      <w:proofErr w:type="gramStart"/>
+      <w:r>
+        <w:t>add .</w:t>
+      </w:r>
+      <w:proofErr w:type="gramEnd"/>
+    </w:p>
+    <w:p>
+      <w:r>
+        <w:t>git commit -m "初始化极简</w:t>
+      </w:r>
+      <w:proofErr w:type="gramStart"/>
+      <w:r>
+        <w:t>博客"</w:t>
+      </w:r>
+      <w:proofErr w:type="gramEnd"/>
+    </w:p>
+    <w:p>
+      <w:r>
+        <w:t>git push origin main</w:t>
+      </w:r>
+    </w:p>
+    <w:p>
+      <w:r>
+        <w:t>（如果你的默认分支是 </w:t>
+      </w:r>
+      <w:proofErr w:type="spellStart"/>
+      <w:r>
+        <w:t>gh</w:t>
+      </w:r>
+      <w:proofErr w:type="spellEnd"/>
+      <w:r>
+        <w:t>-pages，请先改为 main，方法见常见问题）</w:t>
+      </w:r>
+    </w:p>
+    <w:p>
+      <w:r>
+        <w:t>2. 启用 GitHub Pages</w:t>
       </w:r>
     </w:p>
     <w:p>
       <w:pPr>
         <w:numPr>
           <w:ilvl w:val="0"/>
-          <w:numId w:val="6"/>
+          <w:numId w:val="17"/>
         </w:numPr>
       </w:pPr>
       <w:r>
-        <w:rPr>
-          <w:b/>
-          <w:bCs/>
-        </w:rPr>
-        <w:t>提交修改</w:t>
-      </w:r>
-      <w:r>
-        <w:t>：</w:t>
-      </w:r>
-    </w:p>
-    <w:p>
-      <w:r>
-        <w:t xml:space="preserve">git </w:t>
-      </w:r>
-      <w:proofErr w:type="gramStart"/>
-      <w:r>
-        <w:t>add .</w:t>
-      </w:r>
-      <w:proofErr w:type="gramEnd"/>
-    </w:p>
-    <w:p>
-      <w:r>
-        <w:t>git commit -m "初始化极简</w:t>
-      </w:r>
-      <w:proofErr w:type="gramStart"/>
-      <w:r>
-        <w:t>博客"</w:t>
-      </w:r>
-      <w:proofErr w:type="gramEnd"/>
-    </w:p>
-    <w:p>
-      <w:r>
-        <w:t>git push origin main</w:t>
+        <w:t>进入你的 GitHub 仓库（例如 https://github.com/你的用户名/</w:t>
+      </w:r>
+      <w:proofErr w:type="spellStart"/>
+      <w:r>
+        <w:t>textlog</w:t>
+      </w:r>
+      <w:proofErr w:type="spellEnd"/>
+      <w:r>
+        <w:t>）</w:t>
       </w:r>
     </w:p>
     <w:p>
       <w:pPr>
         <w:numPr>
           <w:ilvl w:val="0"/>
-          <w:numId w:val="6"/>
+          <w:numId w:val="17"/>
         </w:numPr>
       </w:pPr>
       <w:r>
-        <w:rPr>
-          <w:b/>
-          <w:bCs/>
-        </w:rPr>
-        <w:t>启用 GitHub Pages</w:t>
-      </w:r>
-      <w:r>
-        <w:t>：</w:t>
-      </w:r>
-    </w:p>
-    <w:p>
-      <w:pPr>
-        <w:numPr>
-          <w:ilvl w:val="1"/>
-          <w:numId w:val="6"/>
-        </w:numPr>
-      </w:pPr>
-      <w:r>
-        <w:lastRenderedPageBreak/>
-        <w:t>进入 GitHub 仓库 https://github.com/你的用户名/</w:t>
-      </w:r>
-      <w:proofErr w:type="spellStart"/>
-      <w:r>
-        <w:t>textlog</w:t>
-      </w:r>
-      <w:proofErr w:type="spellEnd"/>
-    </w:p>
-    <w:p>
-      <w:pPr>
-        <w:numPr>
-          <w:ilvl w:val="1"/>
-          <w:numId w:val="6"/>
-        </w:numPr>
-      </w:pPr>
-      <w:r>
-        <w:t>点击 </w:t>
-      </w:r>
-      <w:r>
-        <w:rPr>
-          <w:b/>
-          <w:bCs/>
-        </w:rPr>
-        <w:t>Settings</w:t>
-      </w:r>
-      <w:r>
-        <w:t> → </w:t>
-      </w:r>
-      <w:r>
-        <w:rPr>
-          <w:b/>
-          <w:bCs/>
-        </w:rPr>
-        <w:t>Pages</w:t>
-      </w:r>
-    </w:p>
-    <w:p>
-      <w:pPr>
-        <w:numPr>
-          <w:ilvl w:val="1"/>
-          <w:numId w:val="6"/>
-        </w:numPr>
-      </w:pPr>
-      <w:r>
-        <w:t xml:space="preserve">在 “Branch” 下选择 main 分支，目录选 / </w:t>
-      </w:r>
-      <w:proofErr w:type="gramStart"/>
-      <w:r>
-        <w:t>(root)</w:t>
-      </w:r>
-      <w:proofErr w:type="gramEnd"/>
-      <w:r>
-        <w:t>，点击 </w:t>
-      </w:r>
-      <w:r>
-        <w:rPr>
-          <w:b/>
-          <w:bCs/>
-        </w:rPr>
-        <w:t>Save</w:t>
+        <w:t>点击 Settings → Pages</w:t>
       </w:r>
     </w:p>
     <w:p>
       <w:pPr>
         <w:numPr>
           <w:ilvl w:val="0"/>
-          <w:numId w:val="6"/>
+          <w:numId w:val="17"/>
         </w:numPr>
       </w:pPr>
       <w:r>
-        <w:t>等待 1~3 分钟，访问：</w:t>
-      </w:r>
-    </w:p>
-    <w:p>
-      <w:r>
-        <w:t>text</w:t>
-      </w:r>
-    </w:p>
-    <w:p>
-      <w:r>
-        <w:t>https://你的用户名.github.io/</w:t>
+        <w:t xml:space="preserve">在 “Branch” 下选择 main 分支，目录选 / </w:t>
+      </w:r>
+      <w:proofErr w:type="gramStart"/>
+      <w:r>
+        <w:t>(root)</w:t>
+      </w:r>
+      <w:proofErr w:type="gramEnd"/>
+      <w:r>
+        <w:t>，点击 Save</w:t>
+      </w:r>
+    </w:p>
+    <w:p>
+      <w:r>
+        <w:t>3. 等待 1~3 分钟</w:t>
+      </w:r>
+    </w:p>
+    <w:p>
+      <w:r>
+        <w:t>访问对应的地址（根据你的仓库名）：</w:t>
+      </w:r>
+    </w:p>
+    <w:p>
+      <w:pPr>
+        <w:numPr>
+          <w:ilvl w:val="0"/>
+          <w:numId w:val="18"/>
+        </w:numPr>
+      </w:pPr>
+      <w:r>
+        <w:t>若仓库名为 用户名.github.io：https://用户名.github.io/</w:t>
+      </w:r>
+    </w:p>
+    <w:p>
+      <w:pPr>
+        <w:numPr>
+          <w:ilvl w:val="0"/>
+          <w:numId w:val="18"/>
+        </w:numPr>
+      </w:pPr>
+      <w:r>
+        <w:t>若仓库名为 </w:t>
       </w:r>
       <w:proofErr w:type="spellStart"/>
       <w:r>
@@ -1439,96 +1386,68 @@
       </w:r>
       <w:proofErr w:type="spellEnd"/>
       <w:r>
+        <w:t>：https://用户名.github.io/</w:t>
+      </w:r>
+      <w:proofErr w:type="spellStart"/>
+      <w:r>
+        <w:t>textlog</w:t>
+      </w:r>
+      <w:proofErr w:type="spellEnd"/>
+      <w:r>
         <w:t>/</w:t>
       </w:r>
     </w:p>
     <w:p>
       <w:r>
-        <w:t>即可看到线上博客。</w:t>
-      </w:r>
-    </w:p>
-    <w:p>
-      <w:r>
-        <w:pict w14:anchorId="18E824E1">
-          <v:rect id="_x0000_i1100" style="width:0;height:.75pt" o:hralign="center" o:hrstd="t" o:hr="t" fillcolor="#a0a0a0" stroked="f"/>
+        <w:t>线上博客即可正常访问。</w:t>
+      </w:r>
+    </w:p>
+    <w:p>
+      <w:r>
+        <w:pict w14:anchorId="57565EA5">
+          <v:rect id="_x0000_i1228" style="width:0;height:.75pt" o:hralign="center" o:hrstd="t" o:hr="t" fillcolor="#a0a0a0" stroked="f"/>
         </w:pict>
       </w:r>
     </w:p>
     <w:p>
-      <w:pPr>
-        <w:rPr>
-          <w:b/>
-          <w:bCs/>
-        </w:rPr>
-      </w:pPr>
-      <w:r>
-        <w:rPr>
-          <w:b/>
-          <w:bCs/>
-        </w:rPr>
-        <w:t>常见问题与解决方案</w:t>
-      </w:r>
-    </w:p>
-    <w:p>
-      <w:pPr>
-        <w:rPr>
-          <w:b/>
-          <w:bCs/>
-        </w:rPr>
-      </w:pPr>
       <w:r>
         <w:rPr>
           <w:rFonts w:ascii="Segoe UI Emoji" w:hAnsi="Segoe UI Emoji" w:cs="Segoe UI Emoji"/>
-          <w:b/>
-          <w:bCs/>
+        </w:rPr>
+        <w:t>❓</w:t>
+      </w:r>
+      <w:r>
+        <w:t xml:space="preserve"> 常见问题与解决方案</w:t>
+      </w:r>
+    </w:p>
+    <w:p>
+      <w:r>
+        <w:rPr>
+          <w:rFonts w:ascii="Segoe UI Emoji" w:hAnsi="Segoe UI Emoji" w:cs="Segoe UI Emoji"/>
         </w:rPr>
         <w:t>❌</w:t>
       </w:r>
       <w:r>
-        <w:rPr>
-          <w:b/>
-          <w:bCs/>
-        </w:rPr>
         <w:t xml:space="preserve"> 问题1：bundle _1.17.3_ install 报 </w:t>
       </w:r>
       <w:proofErr w:type="spellStart"/>
       <w:r>
-        <w:rPr>
-          <w:b/>
-          <w:bCs/>
-        </w:rPr>
         <w:t>untaint</w:t>
       </w:r>
       <w:proofErr w:type="spellEnd"/>
       <w:r>
-        <w:rPr>
-          <w:b/>
-          <w:bCs/>
-        </w:rPr>
         <w:t xml:space="preserve">' for String </w:t>
       </w:r>
       <w:proofErr w:type="gramStart"/>
       <w:r>
-        <w:rPr>
-          <w:b/>
-          <w:bCs/>
-        </w:rPr>
         <w:t>(</w:t>
       </w:r>
       <w:proofErr w:type="spellStart"/>
       <w:r>
-        <w:rPr>
-          <w:b/>
-          <w:bCs/>
-        </w:rPr>
         <w:t>NoMethodError</w:t>
       </w:r>
       <w:proofErr w:type="spellEnd"/>
       <w:r>
-        <w:rPr>
-          <w:b/>
-          <w:bCs/>
-        </w:rPr>
         <w:t>)</w:t>
       </w:r>
       <w:proofErr w:type="gramEnd"/>
@@ -1537,36 +1456,22 @@
       <w:pPr>
         <w:numPr>
           <w:ilvl w:val="0"/>
-          <w:numId w:val="7"/>
+          <w:numId w:val="19"/>
         </w:numPr>
       </w:pPr>
       <w:r>
-        <w:rPr>
-          <w:b/>
-          <w:bCs/>
-        </w:rPr>
-        <w:t>原因</w:t>
-      </w:r>
-      <w:r>
-        <w:t>：Ruby 版本太新（3.x），Bundler 1.17.3 不兼容。</w:t>
+        <w:t>原因：Ruby 版本太新（3.x），Bundler 1.17.3 不兼容。</w:t>
       </w:r>
     </w:p>
     <w:p>
       <w:pPr>
         <w:numPr>
           <w:ilvl w:val="0"/>
-          <w:numId w:val="7"/>
+          <w:numId w:val="19"/>
         </w:numPr>
       </w:pPr>
       <w:r>
-        <w:rPr>
-          <w:b/>
-          <w:bCs/>
-        </w:rPr>
-        <w:t>解决</w:t>
-      </w:r>
-      <w:r>
-        <w:t xml:space="preserve">：卸载当前 Ruby，安装 Ruby 2.7.8（带 </w:t>
+        <w:t xml:space="preserve">解决：卸载当前 Ruby，安装 Ruby 2.7.8（带 </w:t>
       </w:r>
       <w:proofErr w:type="spellStart"/>
       <w:r>
@@ -1578,41 +1483,21 @@
       </w:r>
     </w:p>
     <w:p>
-      <w:pPr>
-        <w:rPr>
-          <w:b/>
-          <w:bCs/>
-        </w:rPr>
-      </w:pPr>
       <w:r>
         <w:rPr>
           <w:rFonts w:ascii="Segoe UI Emoji" w:hAnsi="Segoe UI Emoji" w:cs="Segoe UI Emoji"/>
-          <w:b/>
-          <w:bCs/>
         </w:rPr>
         <w:t>❌</w:t>
       </w:r>
       <w:r>
-        <w:rPr>
-          <w:b/>
-          <w:bCs/>
-        </w:rPr>
         <w:t xml:space="preserve"> 问题2：安装 </w:t>
       </w:r>
       <w:proofErr w:type="spellStart"/>
       <w:r>
-        <w:rPr>
-          <w:b/>
-          <w:bCs/>
-        </w:rPr>
         <w:t>http_parser.rb</w:t>
       </w:r>
       <w:proofErr w:type="spellEnd"/>
       <w:r>
-        <w:rPr>
-          <w:b/>
-          <w:bCs/>
-        </w:rPr>
         <w:t> 时 make failed, exit code 2</w:t>
       </w:r>
     </w:p>
@@ -1620,18 +1505,12 @@
       <w:pPr>
         <w:numPr>
           <w:ilvl w:val="0"/>
-          <w:numId w:val="8"/>
+          <w:numId w:val="20"/>
         </w:numPr>
       </w:pPr>
       <w:r>
-        <w:rPr>
-          <w:b/>
-          <w:bCs/>
-        </w:rPr>
-        <w:t>原因</w:t>
-      </w:r>
-      <w:r>
-        <w:t xml:space="preserve">：Ruby 安装路径含有空格（如 Ruby + Jekyll + Bundler），导致 </w:t>
+        <w:lastRenderedPageBreak/>
+        <w:t xml:space="preserve">原因：Ruby 安装路径含有空格（如 Ruby + Jekyll + Bundler），导致 </w:t>
       </w:r>
       <w:proofErr w:type="spellStart"/>
       <w:r>
@@ -1646,40 +1525,21 @@
       <w:pPr>
         <w:numPr>
           <w:ilvl w:val="0"/>
-          <w:numId w:val="8"/>
+          <w:numId w:val="20"/>
         </w:numPr>
       </w:pPr>
       <w:r>
-        <w:rPr>
-          <w:b/>
-          <w:bCs/>
-        </w:rPr>
-        <w:t>解决</w:t>
-      </w:r>
-      <w:r>
-        <w:t>：重装 Ruby 到纯英文无空格路径（如 C:\Ruby27）。</w:t>
-      </w:r>
-    </w:p>
-    <w:p>
-      <w:pPr>
-        <w:rPr>
-          <w:b/>
-          <w:bCs/>
-        </w:rPr>
-      </w:pPr>
+        <w:t>解决：重装 Ruby 到纯英文无空格路径（如 C:\Ruby27）。</w:t>
+      </w:r>
+    </w:p>
+    <w:p>
       <w:r>
         <w:rPr>
           <w:rFonts w:ascii="Segoe UI Emoji" w:hAnsi="Segoe UI Emoji" w:cs="Segoe UI Emoji"/>
-          <w:b/>
-          <w:bCs/>
         </w:rPr>
         <w:t>❌</w:t>
       </w:r>
       <w:r>
-        <w:rPr>
-          <w:b/>
-          <w:bCs/>
-        </w:rPr>
         <w:t xml:space="preserve"> 问题3：本地预览样式错乱（只有文字）</w:t>
       </w:r>
     </w:p>
@@ -1687,18 +1547,11 @@
       <w:pPr>
         <w:numPr>
           <w:ilvl w:val="0"/>
-          <w:numId w:val="9"/>
+          <w:numId w:val="21"/>
         </w:numPr>
       </w:pPr>
       <w:r>
-        <w:rPr>
-          <w:b/>
-          <w:bCs/>
-        </w:rPr>
-        <w:t>原因</w:t>
-      </w:r>
-      <w:r>
-        <w:t>：_</w:t>
+        <w:t>原因：_</w:t>
       </w:r>
       <w:proofErr w:type="spellStart"/>
       <w:r>
@@ -1721,18 +1574,11 @@
       <w:pPr>
         <w:numPr>
           <w:ilvl w:val="0"/>
-          <w:numId w:val="9"/>
+          <w:numId w:val="21"/>
         </w:numPr>
       </w:pPr>
       <w:r>
-        <w:rPr>
-          <w:b/>
-          <w:bCs/>
-        </w:rPr>
-        <w:t>解决</w:t>
-      </w:r>
-      <w:r>
-        <w:t>：检查 </w:t>
+        <w:t>解决：检查 </w:t>
       </w:r>
       <w:proofErr w:type="spellStart"/>
       <w:r>
@@ -1740,77 +1586,29 @@
       </w:r>
       <w:proofErr w:type="spellEnd"/>
       <w:r>
-        <w:t> 是否写成 </w:t>
-      </w:r>
-      <w:proofErr w:type="gramStart"/>
-      <w:r>
-        <w:t>"/</w:t>
-      </w:r>
-      <w:proofErr w:type="spellStart"/>
-      <w:proofErr w:type="gramEnd"/>
-      <w:r>
-        <w:t>textlog</w:t>
-      </w:r>
-      <w:proofErr w:type="spellEnd"/>
-      <w:r>
-        <w:t>"（前后斜杠，末尾无斜杠），访问时使用 http://127.0.0.1:4000/textlog/。</w:t>
-      </w:r>
-    </w:p>
-    <w:p>
-      <w:pPr>
-        <w:rPr>
-          <w:b/>
-          <w:bCs/>
-        </w:rPr>
-      </w:pPr>
+        <w:t> 是否按速查表正确填写，访问时使用终端显示的实际地址。</w:t>
+      </w:r>
+    </w:p>
+    <w:p>
       <w:r>
         <w:rPr>
           <w:rFonts w:ascii="Segoe UI Emoji" w:hAnsi="Segoe UI Emoji" w:cs="Segoe UI Emoji"/>
-          <w:b/>
-          <w:bCs/>
         </w:rPr>
         <w:t>❌</w:t>
       </w:r>
       <w:r>
-        <w:rPr>
-          <w:b/>
-          <w:bCs/>
-        </w:rPr>
-        <w:t xml:space="preserve"> 问题4：线上访问 https://用户名.github.io/</w:t>
-      </w:r>
-      <w:proofErr w:type="spellStart"/>
-      <w:r>
-        <w:rPr>
-          <w:b/>
-          <w:bCs/>
-        </w:rPr>
-        <w:t>textlog</w:t>
-      </w:r>
-      <w:proofErr w:type="spellEnd"/>
-      <w:r>
-        <w:rPr>
-          <w:b/>
-          <w:bCs/>
-        </w:rPr>
-        <w:t>/ 样式丢失</w:t>
+        <w:t xml:space="preserve"> 问题4：线上访问样式丢失</w:t>
       </w:r>
     </w:p>
     <w:p>
       <w:pPr>
         <w:numPr>
           <w:ilvl w:val="0"/>
-          <w:numId w:val="10"/>
+          <w:numId w:val="22"/>
         </w:numPr>
       </w:pPr>
       <w:r>
-        <w:rPr>
-          <w:b/>
-          <w:bCs/>
-        </w:rPr>
-        <w:t>原因</w:t>
-      </w:r>
-      <w:r>
-        <w:t>：GitHub Pages 未生效，或 </w:t>
+        <w:t>原因：GitHub Pages 未生效，或 </w:t>
       </w:r>
       <w:proofErr w:type="spellStart"/>
       <w:r>
@@ -1825,18 +1623,11 @@
       <w:pPr>
         <w:numPr>
           <w:ilvl w:val="0"/>
-          <w:numId w:val="10"/>
+          <w:numId w:val="22"/>
         </w:numPr>
       </w:pPr>
       <w:r>
-        <w:rPr>
-          <w:b/>
-          <w:bCs/>
-        </w:rPr>
-        <w:t>解决</w:t>
-      </w:r>
-      <w:r>
-        <w:t>：等待几分钟，强制刷新（Ctrl+F5）；确认仓库名与 </w:t>
+        <w:t>解决：等待几分钟，强制刷新（Ctrl+F5）；确认仓库名与 </w:t>
       </w:r>
       <w:proofErr w:type="spellStart"/>
       <w:r>
@@ -1848,25 +1639,13 @@
       </w:r>
     </w:p>
     <w:p>
-      <w:pPr>
-        <w:rPr>
-          <w:b/>
-          <w:bCs/>
-        </w:rPr>
-      </w:pPr>
       <w:r>
         <w:rPr>
           <w:rFonts w:ascii="Segoe UI Emoji" w:hAnsi="Segoe UI Emoji" w:cs="Segoe UI Emoji"/>
-          <w:b/>
-          <w:bCs/>
         </w:rPr>
         <w:t>❌</w:t>
       </w:r>
       <w:r>
-        <w:rPr>
-          <w:b/>
-          <w:bCs/>
-        </w:rPr>
         <w:t xml:space="preserve"> 问题5：MSYS2 安装时出现 GPG 超时警告（Connection timed out）</w:t>
       </w:r>
     </w:p>
@@ -1874,69 +1653,180 @@
       <w:pPr>
         <w:numPr>
           <w:ilvl w:val="0"/>
-          <w:numId w:val="11"/>
+          <w:numId w:val="23"/>
         </w:numPr>
       </w:pPr>
       <w:r>
-        <w:rPr>
-          <w:b/>
-          <w:bCs/>
-        </w:rPr>
-        <w:lastRenderedPageBreak/>
-        <w:t>原因</w:t>
-      </w:r>
-      <w:r>
-        <w:t>：网络问题，但密钥未变。</w:t>
+        <w:t>原因：网络问题，但密钥未变。</w:t>
       </w:r>
     </w:p>
     <w:p>
       <w:pPr>
         <w:numPr>
           <w:ilvl w:val="0"/>
-          <w:numId w:val="11"/>
+          <w:numId w:val="23"/>
         </w:numPr>
       </w:pPr>
       <w:r>
+        <w:t>解决：忽略即可，不影响 Ruby 和 Jekyll 使用。</w:t>
+      </w:r>
+    </w:p>
+    <w:p>
+      <w:r>
         <w:rPr>
-          <w:b/>
-          <w:bCs/>
+          <w:rFonts w:ascii="Segoe UI Emoji" w:hAnsi="Segoe UI Emoji" w:cs="Segoe UI Emoji"/>
         </w:rPr>
-        <w:t>解决</w:t>
-      </w:r>
-      <w:r>
-        <w:t>：忽略即可，不影响 Ruby 和 Jekyll 使用。</w:t>
-      </w:r>
-    </w:p>
-    <w:p>
-      <w:r>
-        <w:pict w14:anchorId="1CDB9D56">
-          <v:rect id="_x0000_i1101" style="width:0;height:.75pt" o:hralign="center" o:hrstd="t" o:hr="t" fillcolor="#a0a0a0" stroked="f"/>
+        <w:t>❌</w:t>
+      </w:r>
+      <w:r>
+        <w:t xml:space="preserve"> 问题6：默认分支不是 main 而是 </w:t>
+      </w:r>
+      <w:proofErr w:type="spellStart"/>
+      <w:r>
+        <w:t>gh</w:t>
+      </w:r>
+      <w:proofErr w:type="spellEnd"/>
+      <w:r>
+        <w:t>-pages</w:t>
+      </w:r>
+    </w:p>
+    <w:p>
+      <w:pPr>
+        <w:numPr>
+          <w:ilvl w:val="0"/>
+          <w:numId w:val="24"/>
+        </w:numPr>
+      </w:pPr>
+      <w:r>
+        <w:t xml:space="preserve">解决：在 GitHub 仓库 Settings → Branches 中将默认分支改为 main，然后在本地执行 git branch -m </w:t>
+      </w:r>
+      <w:proofErr w:type="spellStart"/>
+      <w:r>
+        <w:t>gh</w:t>
+      </w:r>
+      <w:proofErr w:type="spellEnd"/>
+      <w:r>
+        <w:t>-pages main，再推送。</w:t>
+      </w:r>
+    </w:p>
+    <w:p>
+      <w:r>
+        <w:pict w14:anchorId="2779D189">
+          <v:rect id="_x0000_i1229" style="width:0;height:.75pt" o:hralign="center" o:hrstd="t" o:hr="t" fillcolor="#a0a0a0" stroked="f"/>
         </w:pict>
       </w:r>
     </w:p>
     <w:p>
-      <w:pPr>
+      <w:r>
         <w:rPr>
-          <w:b/>
-          <w:bCs/>
+          <w:rFonts w:ascii="Segoe UI Emoji" w:hAnsi="Segoe UI Emoji" w:cs="Segoe UI Emoji"/>
         </w:rPr>
-      </w:pPr>
+        <w:t>📚</w:t>
+      </w:r>
+      <w:r>
+        <w:t xml:space="preserve"> 补充：如何写第一篇博客</w:t>
+      </w:r>
+    </w:p>
+    <w:p>
+      <w:r>
+        <w:t>文章存放在 _posts 文件夹，文件命名格式为 YYYY-MM-DD-标题.md，例如 2026-08-08-我的第一篇文章.md。</w:t>
+      </w:r>
+      <w:r>
+        <w:br/>
+        <w:t>文件开头需包含以下 Front Matter：</w:t>
+      </w:r>
+    </w:p>
+    <w:p>
+      <w:proofErr w:type="spellStart"/>
+      <w:r>
+        <w:t>yaml</w:t>
+      </w:r>
+      <w:proofErr w:type="spellEnd"/>
+    </w:p>
+    <w:p>
+      <w:r>
+        <w:t>---</w:t>
+      </w:r>
+    </w:p>
+    <w:p>
+      <w:r>
+        <w:t>layout: post</w:t>
+      </w:r>
+    </w:p>
+    <w:p>
+      <w:r>
+        <w:t xml:space="preserve">title: </w:t>
+      </w:r>
+      <w:proofErr w:type="gramStart"/>
+      <w:r>
+        <w:t>"我</w:t>
+      </w:r>
+      <w:proofErr w:type="gramEnd"/>
+      <w:r>
+        <w:t>的第一篇</w:t>
+      </w:r>
+      <w:proofErr w:type="gramStart"/>
+      <w:r>
+        <w:t>文章"</w:t>
+      </w:r>
+      <w:proofErr w:type="gramEnd"/>
+    </w:p>
+    <w:p>
+      <w:r>
+        <w:lastRenderedPageBreak/>
+        <w:t>date: 2026-08-08</w:t>
+      </w:r>
+    </w:p>
+    <w:p>
+      <w:r>
+        <w:t>---</w:t>
+      </w:r>
+    </w:p>
+    <w:p>
+      <w:r>
+        <w:t>之后用 Markdown 书写正文即可。</w:t>
+      </w:r>
+    </w:p>
+    <w:p>
+      <w:r>
+        <w:pict w14:anchorId="07683656">
+          <v:rect id="_x0000_i1230" style="width:0;height:.75pt" o:hralign="center" o:hrstd="t" o:hr="t" fillcolor="#a0a0a0" stroked="f"/>
+        </w:pict>
+      </w:r>
+    </w:p>
+    <w:p>
       <w:r>
         <w:rPr>
-          <w:b/>
-          <w:bCs/>
+          <w:rFonts w:ascii="Segoe UI Emoji" w:hAnsi="Segoe UI Emoji" w:cs="Segoe UI Emoji"/>
         </w:rPr>
-        <w:t>结语</w:t>
-      </w:r>
-    </w:p>
-    <w:p>
-      <w:r>
-        <w:t>至此，你已经拥有一个属于自己的极简博客，完全免费，数据自主，且与旧站和平共存。这个主题的初衷是让你专注于写作，所以尽情享受纯粹的文字记录吧。</w:t>
-      </w:r>
-    </w:p>
-    <w:p>
-      <w:r>
-        <w:t>如果在部署过程中遇到本文未提及的问题，欢迎在评论区留言，我会尽力解答。</w:t>
+        <w:t>🎉</w:t>
+      </w:r>
+      <w:r>
+        <w:t xml:space="preserve"> 结语</w:t>
+      </w:r>
+    </w:p>
+    <w:p>
+      <w:r>
+        <w:t>至此，你已经拥有一个属于自己的极简博客，完全免费，数据自主。</w:t>
+      </w:r>
+      <w:r>
+        <w:br/>
+      </w:r>
+      <w:proofErr w:type="spellStart"/>
+      <w:r>
+        <w:t>heiswayi</w:t>
+      </w:r>
+      <w:proofErr w:type="spellEnd"/>
+      <w:r>
+        <w:t>/</w:t>
+      </w:r>
+      <w:proofErr w:type="spellStart"/>
+      <w:r>
+        <w:t>textlog</w:t>
+      </w:r>
+      <w:proofErr w:type="spellEnd"/>
+      <w:r>
+        <w:t> 主题干净、无干扰，让你专注于写作本身。如果你遇到本文未提及的问题，欢迎在评论区留言，我会尽力解答。</w:t>
       </w:r>
     </w:p>
     <w:p>
@@ -2025,7 +1915,278 @@
 
 <file path=word/numbering.xml><?xml version="1.0" encoding="utf-8"?>
 <w:numbering xmlns:wpc="http://schemas.microsoft.com/office/word/2010/wordprocessingCanvas" xmlns:cx="http://schemas.microsoft.com/office/drawing/2014/chartex" xmlns:cx1="http://schemas.microsoft.com/office/drawing/2015/9/8/chartex" xmlns:cx2="http://schemas.microsoft.com/office/drawing/2015/10/21/chartex" xmlns:cx3="http://schemas.microsoft.com/office/drawing/2016/5/9/chartex" xmlns:cx4="http://schemas.microsoft.com/office/drawing/2016/5/10/chartex" xmlns:cx5="http://schemas.microsoft.com/office/drawing/2016/5/11/chartex" xmlns:cx6="http://schemas.microsoft.com/office/drawing/2016/5/12/chartex" xmlns:cx7="http://schemas.microsoft.com/office/drawing/2016/5/13/chartex" xmlns:cx8="http://schemas.microsoft.com/office/drawing/2016/5/14/chartex" xmlns:mc="http://schemas.openxmlformats.org/markup-compatibility/2006" xmlns:aink="http://schemas.microsoft.com/office/drawing/2016/ink" xmlns:am3d="http://schemas.microsoft.com/office/drawing/2017/model3d" xmlns:o="urn:schemas-microsoft-com:office:office" xmlns:oel="http://schemas.microsoft.com/office/2019/extlst" xmlns:r="http://schemas.openxmlformats.org/officeDocument/2006/relationships" xmlns:m="http://schemas.openxmlformats.org/officeDocument/2006/math" xmlns:v="urn:schemas-microsoft-com:vml" xmlns:wp14="http://schemas.microsoft.com/office/word/2010/wordprocessingDrawing" xmlns:wp="http://schemas.openxmlformats.org/drawingml/2006/wordprocessingDrawing" xmlns:w10="urn:schemas-microsoft-com:office:word" xmlns:w="http://schemas.openxmlformats.org/wordprocessingml/2006/main" xmlns:w14="http://schemas.microsoft.com/office/word/2010/wordml" xmlns:w15="http://schemas.microsoft.com/office/word/2012/wordml" xmlns:w16cei="http://schemas.microsoft.com/office/word/2026/wordml/cei" xmlns:w16cex="http://schemas.microsoft.com/office/word/2018/wordml/cex" xmlns:w16cid="http://schemas.microsoft.com/office/word/2016/wordml/cid" xmlns:w16="http://schemas.microsoft.com/office/word/2018/wordml" xmlns:w16du="http://schemas.microsoft.com/office/word/2023/wordml/word16du" xmlns:w16sdtdh="http://schemas.microsoft.com/office/word/2020/wordml/sdtdatahash" xmlns:w16sdtfl="http://schemas.microsoft.com/office/word/2024/wordml/sdtformatlock" xmlns:w16se="http://schemas.microsoft.com/office/word/2015/wordml/symex" xmlns:wpg="http://schemas.microsoft.com/office/word/2010/wordprocessingGroup" xmlns:wpi="http://schemas.microsoft.com/office/word/2010/wordprocessingInk" xmlns:wne="http://schemas.microsoft.com/office/word/2006/wordml" xmlns:wps="http://schemas.microsoft.com/office/word/2010/wordprocessingShape" mc:Ignorable="w14 w15 w16se w16cid w16 w16cex w16sdtdh w16sdtfl w16du wp14">
+  <w:numPicBullet w:numPicBulletId="0">
+    <w:pict>
+      <v:rect id="_x0000_i1025" style="width:0;height:.75pt" o:hralign="center" o:bullet="t" o:hrstd="t" o:hr="t" fillcolor="#a0a0a0" stroked="f"/>
+    </w:pict>
+  </w:numPicBullet>
   <w:abstractNum w:abstractNumId="0" w15:restartNumberingAfterBreak="0">
+    <w:nsid w:val="028B44DF"/>
+    <w:multiLevelType w:val="multilevel"/>
+    <w:tmpl w:val="CE0AE242"/>
+    <w:lvl w:ilvl="0">
+      <w:start w:val="1"/>
+      <w:numFmt w:val="decimal"/>
+      <w:lvlText w:val="%1."/>
+      <w:lvlJc w:val="left"/>
+      <w:pPr>
+        <w:tabs>
+          <w:tab w:val="num" w:pos="720"/>
+        </w:tabs>
+        <w:ind w:left="720" w:hanging="360"/>
+      </w:pPr>
+    </w:lvl>
+    <w:lvl w:ilvl="1">
+      <w:start w:val="1"/>
+      <w:numFmt w:val="bullet"/>
+      <w:lvlText w:val="o"/>
+      <w:lvlJc w:val="left"/>
+      <w:pPr>
+        <w:tabs>
+          <w:tab w:val="num" w:pos="1440"/>
+        </w:tabs>
+        <w:ind w:left="1440" w:hanging="360"/>
+      </w:pPr>
+      <w:rPr>
+        <w:rFonts w:ascii="Courier New" w:hAnsi="Courier New" w:hint="default"/>
+        <w:sz w:val="20"/>
+      </w:rPr>
+    </w:lvl>
+    <w:lvl w:ilvl="2" w:tentative="1">
+      <w:start w:val="1"/>
+      <w:numFmt w:val="decimal"/>
+      <w:lvlText w:val="%3."/>
+      <w:lvlJc w:val="left"/>
+      <w:pPr>
+        <w:tabs>
+          <w:tab w:val="num" w:pos="2160"/>
+        </w:tabs>
+        <w:ind w:left="2160" w:hanging="360"/>
+      </w:pPr>
+    </w:lvl>
+    <w:lvl w:ilvl="3" w:tentative="1">
+      <w:start w:val="1"/>
+      <w:numFmt w:val="decimal"/>
+      <w:lvlText w:val="%4."/>
+      <w:lvlJc w:val="left"/>
+      <w:pPr>
+        <w:tabs>
+          <w:tab w:val="num" w:pos="2880"/>
+        </w:tabs>
+        <w:ind w:left="2880" w:hanging="360"/>
+      </w:pPr>
+    </w:lvl>
+    <w:lvl w:ilvl="4" w:tentative="1">
+      <w:start w:val="1"/>
+      <w:numFmt w:val="decimal"/>
+      <w:lvlText w:val="%5."/>
+      <w:lvlJc w:val="left"/>
+      <w:pPr>
+        <w:tabs>
+          <w:tab w:val="num" w:pos="3600"/>
+        </w:tabs>
+        <w:ind w:left="3600" w:hanging="360"/>
+      </w:pPr>
+    </w:lvl>
+    <w:lvl w:ilvl="5" w:tentative="1">
+      <w:start w:val="1"/>
+      <w:numFmt w:val="decimal"/>
+      <w:lvlText w:val="%6."/>
+      <w:lvlJc w:val="left"/>
+      <w:pPr>
+        <w:tabs>
+          <w:tab w:val="num" w:pos="4320"/>
+        </w:tabs>
+        <w:ind w:left="4320" w:hanging="360"/>
+      </w:pPr>
+    </w:lvl>
+    <w:lvl w:ilvl="6" w:tentative="1">
+      <w:start w:val="1"/>
+      <w:numFmt w:val="decimal"/>
+      <w:lvlText w:val="%7."/>
+      <w:lvlJc w:val="left"/>
+      <w:pPr>
+        <w:tabs>
+          <w:tab w:val="num" w:pos="5040"/>
+        </w:tabs>
+        <w:ind w:left="5040" w:hanging="360"/>
+      </w:pPr>
+    </w:lvl>
+    <w:lvl w:ilvl="7" w:tentative="1">
+      <w:start w:val="1"/>
+      <w:numFmt w:val="decimal"/>
+      <w:lvlText w:val="%8."/>
+      <w:lvlJc w:val="left"/>
+      <w:pPr>
+        <w:tabs>
+          <w:tab w:val="num" w:pos="5760"/>
+        </w:tabs>
+        <w:ind w:left="5760" w:hanging="360"/>
+      </w:pPr>
+    </w:lvl>
+    <w:lvl w:ilvl="8" w:tentative="1">
+      <w:start w:val="1"/>
+      <w:numFmt w:val="decimal"/>
+      <w:lvlText w:val="%9."/>
+      <w:lvlJc w:val="left"/>
+      <w:pPr>
+        <w:tabs>
+          <w:tab w:val="num" w:pos="6480"/>
+        </w:tabs>
+        <w:ind w:left="6480" w:hanging="360"/>
+      </w:pPr>
+    </w:lvl>
+  </w:abstractNum>
+  <w:abstractNum w:abstractNumId="1" w15:restartNumberingAfterBreak="0">
+    <w:nsid w:val="043C1532"/>
+    <w:multiLevelType w:val="multilevel"/>
+    <w:tmpl w:val="9E8CCDAE"/>
+    <w:lvl w:ilvl="0">
+      <w:start w:val="1"/>
+      <w:numFmt w:val="bullet"/>
+      <w:lvlText w:val=""/>
+      <w:lvlJc w:val="left"/>
+      <w:pPr>
+        <w:tabs>
+          <w:tab w:val="num" w:pos="720"/>
+        </w:tabs>
+        <w:ind w:left="720" w:hanging="360"/>
+      </w:pPr>
+      <w:rPr>
+        <w:rFonts w:ascii="Symbol" w:hAnsi="Symbol" w:hint="default"/>
+        <w:sz w:val="20"/>
+      </w:rPr>
+    </w:lvl>
+    <w:lvl w:ilvl="1" w:tentative="1">
+      <w:start w:val="1"/>
+      <w:numFmt w:val="bullet"/>
+      <w:lvlText w:val="o"/>
+      <w:lvlJc w:val="left"/>
+      <w:pPr>
+        <w:tabs>
+          <w:tab w:val="num" w:pos="1440"/>
+        </w:tabs>
+        <w:ind w:left="1440" w:hanging="360"/>
+      </w:pPr>
+      <w:rPr>
+        <w:rFonts w:ascii="Courier New" w:hAnsi="Courier New" w:hint="default"/>
+        <w:sz w:val="20"/>
+      </w:rPr>
+    </w:lvl>
+    <w:lvl w:ilvl="2" w:tentative="1">
+      <w:start w:val="1"/>
+      <w:numFmt w:val="bullet"/>
+      <w:lvlText w:val=""/>
+      <w:lvlJc w:val="left"/>
+      <w:pPr>
+        <w:tabs>
+          <w:tab w:val="num" w:pos="2160"/>
+        </w:tabs>
+        <w:ind w:left="2160" w:hanging="360"/>
+      </w:pPr>
+      <w:rPr>
+        <w:rFonts w:ascii="Wingdings" w:hAnsi="Wingdings" w:hint="default"/>
+        <w:sz w:val="20"/>
+      </w:rPr>
+    </w:lvl>
+    <w:lvl w:ilvl="3" w:tentative="1">
+      <w:start w:val="1"/>
+      <w:numFmt w:val="bullet"/>
+      <w:lvlText w:val=""/>
+      <w:lvlJc w:val="left"/>
+      <w:pPr>
+        <w:tabs>
+          <w:tab w:val="num" w:pos="2880"/>
+        </w:tabs>
+        <w:ind w:left="2880" w:hanging="360"/>
+      </w:pPr>
+      <w:rPr>
+        <w:rFonts w:ascii="Wingdings" w:hAnsi="Wingdings" w:hint="default"/>
+        <w:sz w:val="20"/>
+      </w:rPr>
+    </w:lvl>
+    <w:lvl w:ilvl="4" w:tentative="1">
+      <w:start w:val="1"/>
+      <w:numFmt w:val="bullet"/>
+      <w:lvlText w:val=""/>
+      <w:lvlJc w:val="left"/>
+      <w:pPr>
+        <w:tabs>
+          <w:tab w:val="num" w:pos="3600"/>
+        </w:tabs>
+        <w:ind w:left="3600" w:hanging="360"/>
+      </w:pPr>
+      <w:rPr>
+        <w:rFonts w:ascii="Wingdings" w:hAnsi="Wingdings" w:hint="default"/>
+        <w:sz w:val="20"/>
+      </w:rPr>
+    </w:lvl>
+    <w:lvl w:ilvl="5" w:tentative="1">
+      <w:start w:val="1"/>
+      <w:numFmt w:val="bullet"/>
+      <w:lvlText w:val=""/>
+      <w:lvlJc w:val="left"/>
+      <w:pPr>
+        <w:tabs>
+          <w:tab w:val="num" w:pos="4320"/>
+        </w:tabs>
+        <w:ind w:left="4320" w:hanging="360"/>
+      </w:pPr>
+      <w:rPr>
+        <w:rFonts w:ascii="Wingdings" w:hAnsi="Wingdings" w:hint="default"/>
+        <w:sz w:val="20"/>
+      </w:rPr>
+    </w:lvl>
+    <w:lvl w:ilvl="6" w:tentative="1">
+      <w:start w:val="1"/>
+      <w:numFmt w:val="bullet"/>
+      <w:lvlText w:val=""/>
+      <w:lvlJc w:val="left"/>
+      <w:pPr>
+        <w:tabs>
+          <w:tab w:val="num" w:pos="5040"/>
+        </w:tabs>
+        <w:ind w:left="5040" w:hanging="360"/>
+      </w:pPr>
+      <w:rPr>
+        <w:rFonts w:ascii="Wingdings" w:hAnsi="Wingdings" w:hint="default"/>
+        <w:sz w:val="20"/>
+      </w:rPr>
+    </w:lvl>
+    <w:lvl w:ilvl="7" w:tentative="1">
+      <w:start w:val="1"/>
+      <w:numFmt w:val="bullet"/>
+      <w:lvlText w:val=""/>
+      <w:lvlJc w:val="left"/>
+      <w:pPr>
+        <w:tabs>
+          <w:tab w:val="num" w:pos="5760"/>
+        </w:tabs>
+        <w:ind w:left="5760" w:hanging="360"/>
+      </w:pPr>
+      <w:rPr>
+        <w:rFonts w:ascii="Wingdings" w:hAnsi="Wingdings" w:hint="default"/>
+        <w:sz w:val="20"/>
+      </w:rPr>
+    </w:lvl>
+    <w:lvl w:ilvl="8" w:tentative="1">
+      <w:start w:val="1"/>
+      <w:numFmt w:val="bullet"/>
+      <w:lvlText w:val=""/>
+      <w:lvlJc w:val="left"/>
+      <w:pPr>
+        <w:tabs>
+          <w:tab w:val="num" w:pos="6480"/>
+        </w:tabs>
+        <w:ind w:left="6480" w:hanging="360"/>
+      </w:pPr>
+      <w:rPr>
+        <w:rFonts w:ascii="Wingdings" w:hAnsi="Wingdings" w:hint="default"/>
+        <w:sz w:val="20"/>
+      </w:rPr>
+    </w:lvl>
+  </w:abstractNum>
+  <w:abstractNum w:abstractNumId="2" w15:restartNumberingAfterBreak="0">
     <w:nsid w:val="066C0887"/>
     <w:multiLevelType w:val="multilevel"/>
     <w:tmpl w:val="83665A34"/>
@@ -2174,7 +2335,156 @@
       </w:rPr>
     </w:lvl>
   </w:abstractNum>
-  <w:abstractNum w:abstractNumId="1" w15:restartNumberingAfterBreak="0">
+  <w:abstractNum w:abstractNumId="3" w15:restartNumberingAfterBreak="0">
+    <w:nsid w:val="0692425D"/>
+    <w:multiLevelType w:val="multilevel"/>
+    <w:tmpl w:val="50ECF464"/>
+    <w:lvl w:ilvl="0">
+      <w:start w:val="1"/>
+      <w:numFmt w:val="bullet"/>
+      <w:lvlText w:val=""/>
+      <w:lvlJc w:val="left"/>
+      <w:pPr>
+        <w:tabs>
+          <w:tab w:val="num" w:pos="720"/>
+        </w:tabs>
+        <w:ind w:left="720" w:hanging="360"/>
+      </w:pPr>
+      <w:rPr>
+        <w:rFonts w:ascii="Symbol" w:hAnsi="Symbol" w:hint="default"/>
+        <w:sz w:val="20"/>
+      </w:rPr>
+    </w:lvl>
+    <w:lvl w:ilvl="1" w:tentative="1">
+      <w:start w:val="1"/>
+      <w:numFmt w:val="bullet"/>
+      <w:lvlText w:val="o"/>
+      <w:lvlJc w:val="left"/>
+      <w:pPr>
+        <w:tabs>
+          <w:tab w:val="num" w:pos="1440"/>
+        </w:tabs>
+        <w:ind w:left="1440" w:hanging="360"/>
+      </w:pPr>
+      <w:rPr>
+        <w:rFonts w:ascii="Courier New" w:hAnsi="Courier New" w:hint="default"/>
+        <w:sz w:val="20"/>
+      </w:rPr>
+    </w:lvl>
+    <w:lvl w:ilvl="2" w:tentative="1">
+      <w:start w:val="1"/>
+      <w:numFmt w:val="bullet"/>
+      <w:lvlText w:val=""/>
+      <w:lvlJc w:val="left"/>
+      <w:pPr>
+        <w:tabs>
+          <w:tab w:val="num" w:pos="2160"/>
+        </w:tabs>
+        <w:ind w:left="2160" w:hanging="360"/>
+      </w:pPr>
+      <w:rPr>
+        <w:rFonts w:ascii="Wingdings" w:hAnsi="Wingdings" w:hint="default"/>
+        <w:sz w:val="20"/>
+      </w:rPr>
+    </w:lvl>
+    <w:lvl w:ilvl="3" w:tentative="1">
+      <w:start w:val="1"/>
+      <w:numFmt w:val="bullet"/>
+      <w:lvlText w:val=""/>
+      <w:lvlJc w:val="left"/>
+      <w:pPr>
+        <w:tabs>
+          <w:tab w:val="num" w:pos="2880"/>
+        </w:tabs>
+        <w:ind w:left="2880" w:hanging="360"/>
+      </w:pPr>
+      <w:rPr>
+        <w:rFonts w:ascii="Wingdings" w:hAnsi="Wingdings" w:hint="default"/>
+        <w:sz w:val="20"/>
+      </w:rPr>
+    </w:lvl>
+    <w:lvl w:ilvl="4" w:tentative="1">
+      <w:start w:val="1"/>
+      <w:numFmt w:val="bullet"/>
+      <w:lvlText w:val=""/>
+      <w:lvlJc w:val="left"/>
+      <w:pPr>
+        <w:tabs>
+          <w:tab w:val="num" w:pos="3600"/>
+        </w:tabs>
+        <w:ind w:left="3600" w:hanging="360"/>
+      </w:pPr>
+      <w:rPr>
+        <w:rFonts w:ascii="Wingdings" w:hAnsi="Wingdings" w:hint="default"/>
+        <w:sz w:val="20"/>
+      </w:rPr>
+    </w:lvl>
+    <w:lvl w:ilvl="5" w:tentative="1">
+      <w:start w:val="1"/>
+      <w:numFmt w:val="bullet"/>
+      <w:lvlText w:val=""/>
+      <w:lvlJc w:val="left"/>
+      <w:pPr>
+        <w:tabs>
+          <w:tab w:val="num" w:pos="4320"/>
+        </w:tabs>
+        <w:ind w:left="4320" w:hanging="360"/>
+      </w:pPr>
+      <w:rPr>
+        <w:rFonts w:ascii="Wingdings" w:hAnsi="Wingdings" w:hint="default"/>
+        <w:sz w:val="20"/>
+      </w:rPr>
+    </w:lvl>
+    <w:lvl w:ilvl="6" w:tentative="1">
+      <w:start w:val="1"/>
+      <w:numFmt w:val="bullet"/>
+      <w:lvlText w:val=""/>
+      <w:lvlJc w:val="left"/>
+      <w:pPr>
+        <w:tabs>
+          <w:tab w:val="num" w:pos="5040"/>
+        </w:tabs>
+        <w:ind w:left="5040" w:hanging="360"/>
+      </w:pPr>
+      <w:rPr>
+        <w:rFonts w:ascii="Wingdings" w:hAnsi="Wingdings" w:hint="default"/>
+        <w:sz w:val="20"/>
+      </w:rPr>
+    </w:lvl>
+    <w:lvl w:ilvl="7" w:tentative="1">
+      <w:start w:val="1"/>
+      <w:numFmt w:val="bullet"/>
+      <w:lvlText w:val=""/>
+      <w:lvlJc w:val="left"/>
+      <w:pPr>
+        <w:tabs>
+          <w:tab w:val="num" w:pos="5760"/>
+        </w:tabs>
+        <w:ind w:left="5760" w:hanging="360"/>
+      </w:pPr>
+      <w:rPr>
+        <w:rFonts w:ascii="Wingdings" w:hAnsi="Wingdings" w:hint="default"/>
+        <w:sz w:val="20"/>
+      </w:rPr>
+    </w:lvl>
+    <w:lvl w:ilvl="8" w:tentative="1">
+      <w:start w:val="1"/>
+      <w:numFmt w:val="bullet"/>
+      <w:lvlText w:val=""/>
+      <w:lvlJc w:val="left"/>
+      <w:pPr>
+        <w:tabs>
+          <w:tab w:val="num" w:pos="6480"/>
+        </w:tabs>
+        <w:ind w:left="6480" w:hanging="360"/>
+      </w:pPr>
+      <w:rPr>
+        <w:rFonts w:ascii="Wingdings" w:hAnsi="Wingdings" w:hint="default"/>
+        <w:sz w:val="20"/>
+      </w:rPr>
+    </w:lvl>
+  </w:abstractNum>
+  <w:abstractNum w:abstractNumId="4" w15:restartNumberingAfterBreak="0">
     <w:nsid w:val="0D3D140C"/>
     <w:multiLevelType w:val="multilevel"/>
     <w:tmpl w:val="A2CCF586"/>
@@ -2323,7 +2633,156 @@
       </w:rPr>
     </w:lvl>
   </w:abstractNum>
-  <w:abstractNum w:abstractNumId="2" w15:restartNumberingAfterBreak="0">
+  <w:abstractNum w:abstractNumId="5" w15:restartNumberingAfterBreak="0">
+    <w:nsid w:val="0DA40FC9"/>
+    <w:multiLevelType w:val="multilevel"/>
+    <w:tmpl w:val="8B62B332"/>
+    <w:lvl w:ilvl="0">
+      <w:start w:val="1"/>
+      <w:numFmt w:val="bullet"/>
+      <w:lvlText w:val=""/>
+      <w:lvlJc w:val="left"/>
+      <w:pPr>
+        <w:tabs>
+          <w:tab w:val="num" w:pos="720"/>
+        </w:tabs>
+        <w:ind w:left="720" w:hanging="360"/>
+      </w:pPr>
+      <w:rPr>
+        <w:rFonts w:ascii="Symbol" w:hAnsi="Symbol" w:hint="default"/>
+        <w:sz w:val="20"/>
+      </w:rPr>
+    </w:lvl>
+    <w:lvl w:ilvl="1" w:tentative="1">
+      <w:start w:val="1"/>
+      <w:numFmt w:val="bullet"/>
+      <w:lvlText w:val="o"/>
+      <w:lvlJc w:val="left"/>
+      <w:pPr>
+        <w:tabs>
+          <w:tab w:val="num" w:pos="1440"/>
+        </w:tabs>
+        <w:ind w:left="1440" w:hanging="360"/>
+      </w:pPr>
+      <w:rPr>
+        <w:rFonts w:ascii="Courier New" w:hAnsi="Courier New" w:hint="default"/>
+        <w:sz w:val="20"/>
+      </w:rPr>
+    </w:lvl>
+    <w:lvl w:ilvl="2" w:tentative="1">
+      <w:start w:val="1"/>
+      <w:numFmt w:val="bullet"/>
+      <w:lvlText w:val=""/>
+      <w:lvlJc w:val="left"/>
+      <w:pPr>
+        <w:tabs>
+          <w:tab w:val="num" w:pos="2160"/>
+        </w:tabs>
+        <w:ind w:left="2160" w:hanging="360"/>
+      </w:pPr>
+      <w:rPr>
+        <w:rFonts w:ascii="Wingdings" w:hAnsi="Wingdings" w:hint="default"/>
+        <w:sz w:val="20"/>
+      </w:rPr>
+    </w:lvl>
+    <w:lvl w:ilvl="3" w:tentative="1">
+      <w:start w:val="1"/>
+      <w:numFmt w:val="bullet"/>
+      <w:lvlText w:val=""/>
+      <w:lvlJc w:val="left"/>
+      <w:pPr>
+        <w:tabs>
+          <w:tab w:val="num" w:pos="2880"/>
+        </w:tabs>
+        <w:ind w:left="2880" w:hanging="360"/>
+      </w:pPr>
+      <w:rPr>
+        <w:rFonts w:ascii="Wingdings" w:hAnsi="Wingdings" w:hint="default"/>
+        <w:sz w:val="20"/>
+      </w:rPr>
+    </w:lvl>
+    <w:lvl w:ilvl="4" w:tentative="1">
+      <w:start w:val="1"/>
+      <w:numFmt w:val="bullet"/>
+      <w:lvlText w:val=""/>
+      <w:lvlJc w:val="left"/>
+      <w:pPr>
+        <w:tabs>
+          <w:tab w:val="num" w:pos="3600"/>
+        </w:tabs>
+        <w:ind w:left="3600" w:hanging="360"/>
+      </w:pPr>
+      <w:rPr>
+        <w:rFonts w:ascii="Wingdings" w:hAnsi="Wingdings" w:hint="default"/>
+        <w:sz w:val="20"/>
+      </w:rPr>
+    </w:lvl>
+    <w:lvl w:ilvl="5" w:tentative="1">
+      <w:start w:val="1"/>
+      <w:numFmt w:val="bullet"/>
+      <w:lvlText w:val=""/>
+      <w:lvlJc w:val="left"/>
+      <w:pPr>
+        <w:tabs>
+          <w:tab w:val="num" w:pos="4320"/>
+        </w:tabs>
+        <w:ind w:left="4320" w:hanging="360"/>
+      </w:pPr>
+      <w:rPr>
+        <w:rFonts w:ascii="Wingdings" w:hAnsi="Wingdings" w:hint="default"/>
+        <w:sz w:val="20"/>
+      </w:rPr>
+    </w:lvl>
+    <w:lvl w:ilvl="6" w:tentative="1">
+      <w:start w:val="1"/>
+      <w:numFmt w:val="bullet"/>
+      <w:lvlText w:val=""/>
+      <w:lvlJc w:val="left"/>
+      <w:pPr>
+        <w:tabs>
+          <w:tab w:val="num" w:pos="5040"/>
+        </w:tabs>
+        <w:ind w:left="5040" w:hanging="360"/>
+      </w:pPr>
+      <w:rPr>
+        <w:rFonts w:ascii="Wingdings" w:hAnsi="Wingdings" w:hint="default"/>
+        <w:sz w:val="20"/>
+      </w:rPr>
+    </w:lvl>
+    <w:lvl w:ilvl="7" w:tentative="1">
+      <w:start w:val="1"/>
+      <w:numFmt w:val="bullet"/>
+      <w:lvlText w:val=""/>
+      <w:lvlJc w:val="left"/>
+      <w:pPr>
+        <w:tabs>
+          <w:tab w:val="num" w:pos="5760"/>
+        </w:tabs>
+        <w:ind w:left="5760" w:hanging="360"/>
+      </w:pPr>
+      <w:rPr>
+        <w:rFonts w:ascii="Wingdings" w:hAnsi="Wingdings" w:hint="default"/>
+        <w:sz w:val="20"/>
+      </w:rPr>
+    </w:lvl>
+    <w:lvl w:ilvl="8" w:tentative="1">
+      <w:start w:val="1"/>
+      <w:numFmt w:val="bullet"/>
+      <w:lvlText w:val=""/>
+      <w:lvlJc w:val="left"/>
+      <w:pPr>
+        <w:tabs>
+          <w:tab w:val="num" w:pos="6480"/>
+        </w:tabs>
+        <w:ind w:left="6480" w:hanging="360"/>
+      </w:pPr>
+      <w:rPr>
+        <w:rFonts w:ascii="Wingdings" w:hAnsi="Wingdings" w:hint="default"/>
+        <w:sz w:val="20"/>
+      </w:rPr>
+    </w:lvl>
+  </w:abstractNum>
+  <w:abstractNum w:abstractNumId="6" w15:restartNumberingAfterBreak="0">
     <w:nsid w:val="0DBA3AD3"/>
     <w:multiLevelType w:val="multilevel"/>
     <w:tmpl w:val="D60AF790"/>
@@ -2440,7 +2899,156 @@
       </w:pPr>
     </w:lvl>
   </w:abstractNum>
-  <w:abstractNum w:abstractNumId="3" w15:restartNumberingAfterBreak="0">
+  <w:abstractNum w:abstractNumId="7" w15:restartNumberingAfterBreak="0">
+    <w:nsid w:val="0E1A1FB9"/>
+    <w:multiLevelType w:val="multilevel"/>
+    <w:tmpl w:val="7480C12E"/>
+    <w:lvl w:ilvl="0">
+      <w:start w:val="1"/>
+      <w:numFmt w:val="bullet"/>
+      <w:lvlText w:val=""/>
+      <w:lvlJc w:val="left"/>
+      <w:pPr>
+        <w:tabs>
+          <w:tab w:val="num" w:pos="720"/>
+        </w:tabs>
+        <w:ind w:left="720" w:hanging="360"/>
+      </w:pPr>
+      <w:rPr>
+        <w:rFonts w:ascii="Symbol" w:hAnsi="Symbol" w:hint="default"/>
+        <w:sz w:val="20"/>
+      </w:rPr>
+    </w:lvl>
+    <w:lvl w:ilvl="1" w:tentative="1">
+      <w:start w:val="1"/>
+      <w:numFmt w:val="bullet"/>
+      <w:lvlText w:val="o"/>
+      <w:lvlJc w:val="left"/>
+      <w:pPr>
+        <w:tabs>
+          <w:tab w:val="num" w:pos="1440"/>
+        </w:tabs>
+        <w:ind w:left="1440" w:hanging="360"/>
+      </w:pPr>
+      <w:rPr>
+        <w:rFonts w:ascii="Courier New" w:hAnsi="Courier New" w:hint="default"/>
+        <w:sz w:val="20"/>
+      </w:rPr>
+    </w:lvl>
+    <w:lvl w:ilvl="2" w:tentative="1">
+      <w:start w:val="1"/>
+      <w:numFmt w:val="bullet"/>
+      <w:lvlText w:val=""/>
+      <w:lvlJc w:val="left"/>
+      <w:pPr>
+        <w:tabs>
+          <w:tab w:val="num" w:pos="2160"/>
+        </w:tabs>
+        <w:ind w:left="2160" w:hanging="360"/>
+      </w:pPr>
+      <w:rPr>
+        <w:rFonts w:ascii="Wingdings" w:hAnsi="Wingdings" w:hint="default"/>
+        <w:sz w:val="20"/>
+      </w:rPr>
+    </w:lvl>
+    <w:lvl w:ilvl="3" w:tentative="1">
+      <w:start w:val="1"/>
+      <w:numFmt w:val="bullet"/>
+      <w:lvlText w:val=""/>
+      <w:lvlJc w:val="left"/>
+      <w:pPr>
+        <w:tabs>
+          <w:tab w:val="num" w:pos="2880"/>
+        </w:tabs>
+        <w:ind w:left="2880" w:hanging="360"/>
+      </w:pPr>
+      <w:rPr>
+        <w:rFonts w:ascii="Wingdings" w:hAnsi="Wingdings" w:hint="default"/>
+        <w:sz w:val="20"/>
+      </w:rPr>
+    </w:lvl>
+    <w:lvl w:ilvl="4" w:tentative="1">
+      <w:start w:val="1"/>
+      <w:numFmt w:val="bullet"/>
+      <w:lvlText w:val=""/>
+      <w:lvlJc w:val="left"/>
+      <w:pPr>
+        <w:tabs>
+          <w:tab w:val="num" w:pos="3600"/>
+        </w:tabs>
+        <w:ind w:left="3600" w:hanging="360"/>
+      </w:pPr>
+      <w:rPr>
+        <w:rFonts w:ascii="Wingdings" w:hAnsi="Wingdings" w:hint="default"/>
+        <w:sz w:val="20"/>
+      </w:rPr>
+    </w:lvl>
+    <w:lvl w:ilvl="5" w:tentative="1">
+      <w:start w:val="1"/>
+      <w:numFmt w:val="bullet"/>
+      <w:lvlText w:val=""/>
+      <w:lvlJc w:val="left"/>
+      <w:pPr>
+        <w:tabs>
+          <w:tab w:val="num" w:pos="4320"/>
+        </w:tabs>
+        <w:ind w:left="4320" w:hanging="360"/>
+      </w:pPr>
+      <w:rPr>
+        <w:rFonts w:ascii="Wingdings" w:hAnsi="Wingdings" w:hint="default"/>
+        <w:sz w:val="20"/>
+      </w:rPr>
+    </w:lvl>
+    <w:lvl w:ilvl="6" w:tentative="1">
+      <w:start w:val="1"/>
+      <w:numFmt w:val="bullet"/>
+      <w:lvlText w:val=""/>
+      <w:lvlJc w:val="left"/>
+      <w:pPr>
+        <w:tabs>
+          <w:tab w:val="num" w:pos="5040"/>
+        </w:tabs>
+        <w:ind w:left="5040" w:hanging="360"/>
+      </w:pPr>
+      <w:rPr>
+        <w:rFonts w:ascii="Wingdings" w:hAnsi="Wingdings" w:hint="default"/>
+        <w:sz w:val="20"/>
+      </w:rPr>
+    </w:lvl>
+    <w:lvl w:ilvl="7" w:tentative="1">
+      <w:start w:val="1"/>
+      <w:numFmt w:val="bullet"/>
+      <w:lvlText w:val=""/>
+      <w:lvlJc w:val="left"/>
+      <w:pPr>
+        <w:tabs>
+          <w:tab w:val="num" w:pos="5760"/>
+        </w:tabs>
+        <w:ind w:left="5760" w:hanging="360"/>
+      </w:pPr>
+      <w:rPr>
+        <w:rFonts w:ascii="Wingdings" w:hAnsi="Wingdings" w:hint="default"/>
+        <w:sz w:val="20"/>
+      </w:rPr>
+    </w:lvl>
+    <w:lvl w:ilvl="8" w:tentative="1">
+      <w:start w:val="1"/>
+      <w:numFmt w:val="bullet"/>
+      <w:lvlText w:val=""/>
+      <w:lvlJc w:val="left"/>
+      <w:pPr>
+        <w:tabs>
+          <w:tab w:val="num" w:pos="6480"/>
+        </w:tabs>
+        <w:ind w:left="6480" w:hanging="360"/>
+      </w:pPr>
+      <w:rPr>
+        <w:rFonts w:ascii="Wingdings" w:hAnsi="Wingdings" w:hint="default"/>
+        <w:sz w:val="20"/>
+      </w:rPr>
+    </w:lvl>
+  </w:abstractNum>
+  <w:abstractNum w:abstractNumId="8" w15:restartNumberingAfterBreak="0">
     <w:nsid w:val="0F876F84"/>
     <w:multiLevelType w:val="multilevel"/>
     <w:tmpl w:val="BBEA99DC"/>
@@ -2589,7 +3197,752 @@
       </w:rPr>
     </w:lvl>
   </w:abstractNum>
-  <w:abstractNum w:abstractNumId="4" w15:restartNumberingAfterBreak="0">
+  <w:abstractNum w:abstractNumId="9" w15:restartNumberingAfterBreak="0">
+    <w:nsid w:val="1337602C"/>
+    <w:multiLevelType w:val="multilevel"/>
+    <w:tmpl w:val="60064E56"/>
+    <w:lvl w:ilvl="0">
+      <w:start w:val="1"/>
+      <w:numFmt w:val="bullet"/>
+      <w:lvlText w:val=""/>
+      <w:lvlJc w:val="left"/>
+      <w:pPr>
+        <w:tabs>
+          <w:tab w:val="num" w:pos="720"/>
+        </w:tabs>
+        <w:ind w:left="720" w:hanging="360"/>
+      </w:pPr>
+      <w:rPr>
+        <w:rFonts w:ascii="Symbol" w:hAnsi="Symbol" w:hint="default"/>
+        <w:sz w:val="20"/>
+      </w:rPr>
+    </w:lvl>
+    <w:lvl w:ilvl="1" w:tentative="1">
+      <w:start w:val="1"/>
+      <w:numFmt w:val="bullet"/>
+      <w:lvlText w:val="o"/>
+      <w:lvlJc w:val="left"/>
+      <w:pPr>
+        <w:tabs>
+          <w:tab w:val="num" w:pos="1440"/>
+        </w:tabs>
+        <w:ind w:left="1440" w:hanging="360"/>
+      </w:pPr>
+      <w:rPr>
+        <w:rFonts w:ascii="Courier New" w:hAnsi="Courier New" w:hint="default"/>
+        <w:sz w:val="20"/>
+      </w:rPr>
+    </w:lvl>
+    <w:lvl w:ilvl="2" w:tentative="1">
+      <w:start w:val="1"/>
+      <w:numFmt w:val="bullet"/>
+      <w:lvlText w:val=""/>
+      <w:lvlJc w:val="left"/>
+      <w:pPr>
+        <w:tabs>
+          <w:tab w:val="num" w:pos="2160"/>
+        </w:tabs>
+        <w:ind w:left="2160" w:hanging="360"/>
+      </w:pPr>
+      <w:rPr>
+        <w:rFonts w:ascii="Wingdings" w:hAnsi="Wingdings" w:hint="default"/>
+        <w:sz w:val="20"/>
+      </w:rPr>
+    </w:lvl>
+    <w:lvl w:ilvl="3" w:tentative="1">
+      <w:start w:val="1"/>
+      <w:numFmt w:val="bullet"/>
+      <w:lvlText w:val=""/>
+      <w:lvlJc w:val="left"/>
+      <w:pPr>
+        <w:tabs>
+          <w:tab w:val="num" w:pos="2880"/>
+        </w:tabs>
+        <w:ind w:left="2880" w:hanging="360"/>
+      </w:pPr>
+      <w:rPr>
+        <w:rFonts w:ascii="Wingdings" w:hAnsi="Wingdings" w:hint="default"/>
+        <w:sz w:val="20"/>
+      </w:rPr>
+    </w:lvl>
+    <w:lvl w:ilvl="4" w:tentative="1">
+      <w:start w:val="1"/>
+      <w:numFmt w:val="bullet"/>
+      <w:lvlText w:val=""/>
+      <w:lvlJc w:val="left"/>
+      <w:pPr>
+        <w:tabs>
+          <w:tab w:val="num" w:pos="3600"/>
+        </w:tabs>
+        <w:ind w:left="3600" w:hanging="360"/>
+      </w:pPr>
+      <w:rPr>
+        <w:rFonts w:ascii="Wingdings" w:hAnsi="Wingdings" w:hint="default"/>
+        <w:sz w:val="20"/>
+      </w:rPr>
+    </w:lvl>
+    <w:lvl w:ilvl="5" w:tentative="1">
+      <w:start w:val="1"/>
+      <w:numFmt w:val="bullet"/>
+      <w:lvlText w:val=""/>
+      <w:lvlJc w:val="left"/>
+      <w:pPr>
+        <w:tabs>
+          <w:tab w:val="num" w:pos="4320"/>
+        </w:tabs>
+        <w:ind w:left="4320" w:hanging="360"/>
+      </w:pPr>
+      <w:rPr>
+        <w:rFonts w:ascii="Wingdings" w:hAnsi="Wingdings" w:hint="default"/>
+        <w:sz w:val="20"/>
+      </w:rPr>
+    </w:lvl>
+    <w:lvl w:ilvl="6" w:tentative="1">
+      <w:start w:val="1"/>
+      <w:numFmt w:val="bullet"/>
+      <w:lvlText w:val=""/>
+      <w:lvlJc w:val="left"/>
+      <w:pPr>
+        <w:tabs>
+          <w:tab w:val="num" w:pos="5040"/>
+        </w:tabs>
+        <w:ind w:left="5040" w:hanging="360"/>
+      </w:pPr>
+      <w:rPr>
+        <w:rFonts w:ascii="Wingdings" w:hAnsi="Wingdings" w:hint="default"/>
+        <w:sz w:val="20"/>
+      </w:rPr>
+    </w:lvl>
+    <w:lvl w:ilvl="7" w:tentative="1">
+      <w:start w:val="1"/>
+      <w:numFmt w:val="bullet"/>
+      <w:lvlText w:val=""/>
+      <w:lvlJc w:val="left"/>
+      <w:pPr>
+        <w:tabs>
+          <w:tab w:val="num" w:pos="5760"/>
+        </w:tabs>
+        <w:ind w:left="5760" w:hanging="360"/>
+      </w:pPr>
+      <w:rPr>
+        <w:rFonts w:ascii="Wingdings" w:hAnsi="Wingdings" w:hint="default"/>
+        <w:sz w:val="20"/>
+      </w:rPr>
+    </w:lvl>
+    <w:lvl w:ilvl="8" w:tentative="1">
+      <w:start w:val="1"/>
+      <w:numFmt w:val="bullet"/>
+      <w:lvlText w:val=""/>
+      <w:lvlJc w:val="left"/>
+      <w:pPr>
+        <w:tabs>
+          <w:tab w:val="num" w:pos="6480"/>
+        </w:tabs>
+        <w:ind w:left="6480" w:hanging="360"/>
+      </w:pPr>
+      <w:rPr>
+        <w:rFonts w:ascii="Wingdings" w:hAnsi="Wingdings" w:hint="default"/>
+        <w:sz w:val="20"/>
+      </w:rPr>
+    </w:lvl>
+  </w:abstractNum>
+  <w:abstractNum w:abstractNumId="10" w15:restartNumberingAfterBreak="0">
+    <w:nsid w:val="13973BCE"/>
+    <w:multiLevelType w:val="multilevel"/>
+    <w:tmpl w:val="FECA331A"/>
+    <w:lvl w:ilvl="0">
+      <w:start w:val="1"/>
+      <w:numFmt w:val="bullet"/>
+      <w:lvlText w:val=""/>
+      <w:lvlJc w:val="left"/>
+      <w:pPr>
+        <w:tabs>
+          <w:tab w:val="num" w:pos="720"/>
+        </w:tabs>
+        <w:ind w:left="720" w:hanging="360"/>
+      </w:pPr>
+      <w:rPr>
+        <w:rFonts w:ascii="Symbol" w:hAnsi="Symbol" w:hint="default"/>
+        <w:sz w:val="20"/>
+      </w:rPr>
+    </w:lvl>
+    <w:lvl w:ilvl="1" w:tentative="1">
+      <w:start w:val="1"/>
+      <w:numFmt w:val="bullet"/>
+      <w:lvlText w:val="o"/>
+      <w:lvlJc w:val="left"/>
+      <w:pPr>
+        <w:tabs>
+          <w:tab w:val="num" w:pos="1440"/>
+        </w:tabs>
+        <w:ind w:left="1440" w:hanging="360"/>
+      </w:pPr>
+      <w:rPr>
+        <w:rFonts w:ascii="Courier New" w:hAnsi="Courier New" w:hint="default"/>
+        <w:sz w:val="20"/>
+      </w:rPr>
+    </w:lvl>
+    <w:lvl w:ilvl="2" w:tentative="1">
+      <w:start w:val="1"/>
+      <w:numFmt w:val="bullet"/>
+      <w:lvlText w:val=""/>
+      <w:lvlJc w:val="left"/>
+      <w:pPr>
+        <w:tabs>
+          <w:tab w:val="num" w:pos="2160"/>
+        </w:tabs>
+        <w:ind w:left="2160" w:hanging="360"/>
+      </w:pPr>
+      <w:rPr>
+        <w:rFonts w:ascii="Wingdings" w:hAnsi="Wingdings" w:hint="default"/>
+        <w:sz w:val="20"/>
+      </w:rPr>
+    </w:lvl>
+    <w:lvl w:ilvl="3" w:tentative="1">
+      <w:start w:val="1"/>
+      <w:numFmt w:val="bullet"/>
+      <w:lvlText w:val=""/>
+      <w:lvlJc w:val="left"/>
+      <w:pPr>
+        <w:tabs>
+          <w:tab w:val="num" w:pos="2880"/>
+        </w:tabs>
+        <w:ind w:left="2880" w:hanging="360"/>
+      </w:pPr>
+      <w:rPr>
+        <w:rFonts w:ascii="Wingdings" w:hAnsi="Wingdings" w:hint="default"/>
+        <w:sz w:val="20"/>
+      </w:rPr>
+    </w:lvl>
+    <w:lvl w:ilvl="4" w:tentative="1">
+      <w:start w:val="1"/>
+      <w:numFmt w:val="bullet"/>
+      <w:lvlText w:val=""/>
+      <w:lvlJc w:val="left"/>
+      <w:pPr>
+        <w:tabs>
+          <w:tab w:val="num" w:pos="3600"/>
+        </w:tabs>
+        <w:ind w:left="3600" w:hanging="360"/>
+      </w:pPr>
+      <w:rPr>
+        <w:rFonts w:ascii="Wingdings" w:hAnsi="Wingdings" w:hint="default"/>
+        <w:sz w:val="20"/>
+      </w:rPr>
+    </w:lvl>
+    <w:lvl w:ilvl="5" w:tentative="1">
+      <w:start w:val="1"/>
+      <w:numFmt w:val="bullet"/>
+      <w:lvlText w:val=""/>
+      <w:lvlJc w:val="left"/>
+      <w:pPr>
+        <w:tabs>
+          <w:tab w:val="num" w:pos="4320"/>
+        </w:tabs>
+        <w:ind w:left="4320" w:hanging="360"/>
+      </w:pPr>
+      <w:rPr>
+        <w:rFonts w:ascii="Wingdings" w:hAnsi="Wingdings" w:hint="default"/>
+        <w:sz w:val="20"/>
+      </w:rPr>
+    </w:lvl>
+    <w:lvl w:ilvl="6" w:tentative="1">
+      <w:start w:val="1"/>
+      <w:numFmt w:val="bullet"/>
+      <w:lvlText w:val=""/>
+      <w:lvlJc w:val="left"/>
+      <w:pPr>
+        <w:tabs>
+          <w:tab w:val="num" w:pos="5040"/>
+        </w:tabs>
+        <w:ind w:left="5040" w:hanging="360"/>
+      </w:pPr>
+      <w:rPr>
+        <w:rFonts w:ascii="Wingdings" w:hAnsi="Wingdings" w:hint="default"/>
+        <w:sz w:val="20"/>
+      </w:rPr>
+    </w:lvl>
+    <w:lvl w:ilvl="7" w:tentative="1">
+      <w:start w:val="1"/>
+      <w:numFmt w:val="bullet"/>
+      <w:lvlText w:val=""/>
+      <w:lvlJc w:val="left"/>
+      <w:pPr>
+        <w:tabs>
+          <w:tab w:val="num" w:pos="5760"/>
+        </w:tabs>
+        <w:ind w:left="5760" w:hanging="360"/>
+      </w:pPr>
+      <w:rPr>
+        <w:rFonts w:ascii="Wingdings" w:hAnsi="Wingdings" w:hint="default"/>
+        <w:sz w:val="20"/>
+      </w:rPr>
+    </w:lvl>
+    <w:lvl w:ilvl="8" w:tentative="1">
+      <w:start w:val="1"/>
+      <w:numFmt w:val="bullet"/>
+      <w:lvlText w:val=""/>
+      <w:lvlJc w:val="left"/>
+      <w:pPr>
+        <w:tabs>
+          <w:tab w:val="num" w:pos="6480"/>
+        </w:tabs>
+        <w:ind w:left="6480" w:hanging="360"/>
+      </w:pPr>
+      <w:rPr>
+        <w:rFonts w:ascii="Wingdings" w:hAnsi="Wingdings" w:hint="default"/>
+        <w:sz w:val="20"/>
+      </w:rPr>
+    </w:lvl>
+  </w:abstractNum>
+  <w:abstractNum w:abstractNumId="11" w15:restartNumberingAfterBreak="0">
+    <w:nsid w:val="19B614FA"/>
+    <w:multiLevelType w:val="multilevel"/>
+    <w:tmpl w:val="BB7E59FE"/>
+    <w:lvl w:ilvl="0">
+      <w:start w:val="1"/>
+      <w:numFmt w:val="bullet"/>
+      <w:lvlText w:val=""/>
+      <w:lvlJc w:val="left"/>
+      <w:pPr>
+        <w:tabs>
+          <w:tab w:val="num" w:pos="720"/>
+        </w:tabs>
+        <w:ind w:left="720" w:hanging="360"/>
+      </w:pPr>
+      <w:rPr>
+        <w:rFonts w:ascii="Symbol" w:hAnsi="Symbol" w:hint="default"/>
+        <w:sz w:val="20"/>
+      </w:rPr>
+    </w:lvl>
+    <w:lvl w:ilvl="1" w:tentative="1">
+      <w:start w:val="1"/>
+      <w:numFmt w:val="bullet"/>
+      <w:lvlText w:val="o"/>
+      <w:lvlJc w:val="left"/>
+      <w:pPr>
+        <w:tabs>
+          <w:tab w:val="num" w:pos="1440"/>
+        </w:tabs>
+        <w:ind w:left="1440" w:hanging="360"/>
+      </w:pPr>
+      <w:rPr>
+        <w:rFonts w:ascii="Courier New" w:hAnsi="Courier New" w:hint="default"/>
+        <w:sz w:val="20"/>
+      </w:rPr>
+    </w:lvl>
+    <w:lvl w:ilvl="2" w:tentative="1">
+      <w:start w:val="1"/>
+      <w:numFmt w:val="bullet"/>
+      <w:lvlText w:val=""/>
+      <w:lvlJc w:val="left"/>
+      <w:pPr>
+        <w:tabs>
+          <w:tab w:val="num" w:pos="2160"/>
+        </w:tabs>
+        <w:ind w:left="2160" w:hanging="360"/>
+      </w:pPr>
+      <w:rPr>
+        <w:rFonts w:ascii="Wingdings" w:hAnsi="Wingdings" w:hint="default"/>
+        <w:sz w:val="20"/>
+      </w:rPr>
+    </w:lvl>
+    <w:lvl w:ilvl="3" w:tentative="1">
+      <w:start w:val="1"/>
+      <w:numFmt w:val="bullet"/>
+      <w:lvlText w:val=""/>
+      <w:lvlJc w:val="left"/>
+      <w:pPr>
+        <w:tabs>
+          <w:tab w:val="num" w:pos="2880"/>
+        </w:tabs>
+        <w:ind w:left="2880" w:hanging="360"/>
+      </w:pPr>
+      <w:rPr>
+        <w:rFonts w:ascii="Wingdings" w:hAnsi="Wingdings" w:hint="default"/>
+        <w:sz w:val="20"/>
+      </w:rPr>
+    </w:lvl>
+    <w:lvl w:ilvl="4" w:tentative="1">
+      <w:start w:val="1"/>
+      <w:numFmt w:val="bullet"/>
+      <w:lvlText w:val=""/>
+      <w:lvlJc w:val="left"/>
+      <w:pPr>
+        <w:tabs>
+          <w:tab w:val="num" w:pos="3600"/>
+        </w:tabs>
+        <w:ind w:left="3600" w:hanging="360"/>
+      </w:pPr>
+      <w:rPr>
+        <w:rFonts w:ascii="Wingdings" w:hAnsi="Wingdings" w:hint="default"/>
+        <w:sz w:val="20"/>
+      </w:rPr>
+    </w:lvl>
+    <w:lvl w:ilvl="5" w:tentative="1">
+      <w:start w:val="1"/>
+      <w:numFmt w:val="bullet"/>
+      <w:lvlText w:val=""/>
+      <w:lvlJc w:val="left"/>
+      <w:pPr>
+        <w:tabs>
+          <w:tab w:val="num" w:pos="4320"/>
+        </w:tabs>
+        <w:ind w:left="4320" w:hanging="360"/>
+      </w:pPr>
+      <w:rPr>
+        <w:rFonts w:ascii="Wingdings" w:hAnsi="Wingdings" w:hint="default"/>
+        <w:sz w:val="20"/>
+      </w:rPr>
+    </w:lvl>
+    <w:lvl w:ilvl="6" w:tentative="1">
+      <w:start w:val="1"/>
+      <w:numFmt w:val="bullet"/>
+      <w:lvlText w:val=""/>
+      <w:lvlJc w:val="left"/>
+      <w:pPr>
+        <w:tabs>
+          <w:tab w:val="num" w:pos="5040"/>
+        </w:tabs>
+        <w:ind w:left="5040" w:hanging="360"/>
+      </w:pPr>
+      <w:rPr>
+        <w:rFonts w:ascii="Wingdings" w:hAnsi="Wingdings" w:hint="default"/>
+        <w:sz w:val="20"/>
+      </w:rPr>
+    </w:lvl>
+    <w:lvl w:ilvl="7" w:tentative="1">
+      <w:start w:val="1"/>
+      <w:numFmt w:val="bullet"/>
+      <w:lvlText w:val=""/>
+      <w:lvlJc w:val="left"/>
+      <w:pPr>
+        <w:tabs>
+          <w:tab w:val="num" w:pos="5760"/>
+        </w:tabs>
+        <w:ind w:left="5760" w:hanging="360"/>
+      </w:pPr>
+      <w:rPr>
+        <w:rFonts w:ascii="Wingdings" w:hAnsi="Wingdings" w:hint="default"/>
+        <w:sz w:val="20"/>
+      </w:rPr>
+    </w:lvl>
+    <w:lvl w:ilvl="8" w:tentative="1">
+      <w:start w:val="1"/>
+      <w:numFmt w:val="bullet"/>
+      <w:lvlText w:val=""/>
+      <w:lvlJc w:val="left"/>
+      <w:pPr>
+        <w:tabs>
+          <w:tab w:val="num" w:pos="6480"/>
+        </w:tabs>
+        <w:ind w:left="6480" w:hanging="360"/>
+      </w:pPr>
+      <w:rPr>
+        <w:rFonts w:ascii="Wingdings" w:hAnsi="Wingdings" w:hint="default"/>
+        <w:sz w:val="20"/>
+      </w:rPr>
+    </w:lvl>
+  </w:abstractNum>
+  <w:abstractNum w:abstractNumId="12" w15:restartNumberingAfterBreak="0">
+    <w:nsid w:val="219F7F56"/>
+    <w:multiLevelType w:val="multilevel"/>
+    <w:tmpl w:val="9F4EFFEC"/>
+    <w:lvl w:ilvl="0">
+      <w:start w:val="1"/>
+      <w:numFmt w:val="bullet"/>
+      <w:lvlText w:val=""/>
+      <w:lvlJc w:val="left"/>
+      <w:pPr>
+        <w:tabs>
+          <w:tab w:val="num" w:pos="720"/>
+        </w:tabs>
+        <w:ind w:left="720" w:hanging="360"/>
+      </w:pPr>
+      <w:rPr>
+        <w:rFonts w:ascii="Symbol" w:hAnsi="Symbol" w:hint="default"/>
+        <w:sz w:val="20"/>
+      </w:rPr>
+    </w:lvl>
+    <w:lvl w:ilvl="1" w:tentative="1">
+      <w:start w:val="1"/>
+      <w:numFmt w:val="bullet"/>
+      <w:lvlText w:val="o"/>
+      <w:lvlJc w:val="left"/>
+      <w:pPr>
+        <w:tabs>
+          <w:tab w:val="num" w:pos="1440"/>
+        </w:tabs>
+        <w:ind w:left="1440" w:hanging="360"/>
+      </w:pPr>
+      <w:rPr>
+        <w:rFonts w:ascii="Courier New" w:hAnsi="Courier New" w:hint="default"/>
+        <w:sz w:val="20"/>
+      </w:rPr>
+    </w:lvl>
+    <w:lvl w:ilvl="2" w:tentative="1">
+      <w:start w:val="1"/>
+      <w:numFmt w:val="bullet"/>
+      <w:lvlText w:val=""/>
+      <w:lvlJc w:val="left"/>
+      <w:pPr>
+        <w:tabs>
+          <w:tab w:val="num" w:pos="2160"/>
+        </w:tabs>
+        <w:ind w:left="2160" w:hanging="360"/>
+      </w:pPr>
+      <w:rPr>
+        <w:rFonts w:ascii="Wingdings" w:hAnsi="Wingdings" w:hint="default"/>
+        <w:sz w:val="20"/>
+      </w:rPr>
+    </w:lvl>
+    <w:lvl w:ilvl="3" w:tentative="1">
+      <w:start w:val="1"/>
+      <w:numFmt w:val="bullet"/>
+      <w:lvlText w:val=""/>
+      <w:lvlJc w:val="left"/>
+      <w:pPr>
+        <w:tabs>
+          <w:tab w:val="num" w:pos="2880"/>
+        </w:tabs>
+        <w:ind w:left="2880" w:hanging="360"/>
+      </w:pPr>
+      <w:rPr>
+        <w:rFonts w:ascii="Wingdings" w:hAnsi="Wingdings" w:hint="default"/>
+        <w:sz w:val="20"/>
+      </w:rPr>
+    </w:lvl>
+    <w:lvl w:ilvl="4" w:tentative="1">
+      <w:start w:val="1"/>
+      <w:numFmt w:val="bullet"/>
+      <w:lvlText w:val=""/>
+      <w:lvlJc w:val="left"/>
+      <w:pPr>
+        <w:tabs>
+          <w:tab w:val="num" w:pos="3600"/>
+        </w:tabs>
+        <w:ind w:left="3600" w:hanging="360"/>
+      </w:pPr>
+      <w:rPr>
+        <w:rFonts w:ascii="Wingdings" w:hAnsi="Wingdings" w:hint="default"/>
+        <w:sz w:val="20"/>
+      </w:rPr>
+    </w:lvl>
+    <w:lvl w:ilvl="5" w:tentative="1">
+      <w:start w:val="1"/>
+      <w:numFmt w:val="bullet"/>
+      <w:lvlText w:val=""/>
+      <w:lvlJc w:val="left"/>
+      <w:pPr>
+        <w:tabs>
+          <w:tab w:val="num" w:pos="4320"/>
+        </w:tabs>
+        <w:ind w:left="4320" w:hanging="360"/>
+      </w:pPr>
+      <w:rPr>
+        <w:rFonts w:ascii="Wingdings" w:hAnsi="Wingdings" w:hint="default"/>
+        <w:sz w:val="20"/>
+      </w:rPr>
+    </w:lvl>
+    <w:lvl w:ilvl="6" w:tentative="1">
+      <w:start w:val="1"/>
+      <w:numFmt w:val="bullet"/>
+      <w:lvlText w:val=""/>
+      <w:lvlJc w:val="left"/>
+      <w:pPr>
+        <w:tabs>
+          <w:tab w:val="num" w:pos="5040"/>
+        </w:tabs>
+        <w:ind w:left="5040" w:hanging="360"/>
+      </w:pPr>
+      <w:rPr>
+        <w:rFonts w:ascii="Wingdings" w:hAnsi="Wingdings" w:hint="default"/>
+        <w:sz w:val="20"/>
+      </w:rPr>
+    </w:lvl>
+    <w:lvl w:ilvl="7" w:tentative="1">
+      <w:start w:val="1"/>
+      <w:numFmt w:val="bullet"/>
+      <w:lvlText w:val=""/>
+      <w:lvlJc w:val="left"/>
+      <w:pPr>
+        <w:tabs>
+          <w:tab w:val="num" w:pos="5760"/>
+        </w:tabs>
+        <w:ind w:left="5760" w:hanging="360"/>
+      </w:pPr>
+      <w:rPr>
+        <w:rFonts w:ascii="Wingdings" w:hAnsi="Wingdings" w:hint="default"/>
+        <w:sz w:val="20"/>
+      </w:rPr>
+    </w:lvl>
+    <w:lvl w:ilvl="8" w:tentative="1">
+      <w:start w:val="1"/>
+      <w:numFmt w:val="bullet"/>
+      <w:lvlText w:val=""/>
+      <w:lvlJc w:val="left"/>
+      <w:pPr>
+        <w:tabs>
+          <w:tab w:val="num" w:pos="6480"/>
+        </w:tabs>
+        <w:ind w:left="6480" w:hanging="360"/>
+      </w:pPr>
+      <w:rPr>
+        <w:rFonts w:ascii="Wingdings" w:hAnsi="Wingdings" w:hint="default"/>
+        <w:sz w:val="20"/>
+      </w:rPr>
+    </w:lvl>
+  </w:abstractNum>
+  <w:abstractNum w:abstractNumId="13" w15:restartNumberingAfterBreak="0">
+    <w:nsid w:val="32040C2F"/>
+    <w:multiLevelType w:val="multilevel"/>
+    <w:tmpl w:val="21F05C98"/>
+    <w:lvl w:ilvl="0">
+      <w:start w:val="1"/>
+      <w:numFmt w:val="bullet"/>
+      <w:lvlText w:val=""/>
+      <w:lvlJc w:val="left"/>
+      <w:pPr>
+        <w:tabs>
+          <w:tab w:val="num" w:pos="720"/>
+        </w:tabs>
+        <w:ind w:left="720" w:hanging="360"/>
+      </w:pPr>
+      <w:rPr>
+        <w:rFonts w:ascii="Symbol" w:hAnsi="Symbol" w:hint="default"/>
+        <w:sz w:val="20"/>
+      </w:rPr>
+    </w:lvl>
+    <w:lvl w:ilvl="1" w:tentative="1">
+      <w:start w:val="1"/>
+      <w:numFmt w:val="bullet"/>
+      <w:lvlText w:val="o"/>
+      <w:lvlJc w:val="left"/>
+      <w:pPr>
+        <w:tabs>
+          <w:tab w:val="num" w:pos="1440"/>
+        </w:tabs>
+        <w:ind w:left="1440" w:hanging="360"/>
+      </w:pPr>
+      <w:rPr>
+        <w:rFonts w:ascii="Courier New" w:hAnsi="Courier New" w:hint="default"/>
+        <w:sz w:val="20"/>
+      </w:rPr>
+    </w:lvl>
+    <w:lvl w:ilvl="2" w:tentative="1">
+      <w:start w:val="1"/>
+      <w:numFmt w:val="bullet"/>
+      <w:lvlText w:val=""/>
+      <w:lvlJc w:val="left"/>
+      <w:pPr>
+        <w:tabs>
+          <w:tab w:val="num" w:pos="2160"/>
+        </w:tabs>
+        <w:ind w:left="2160" w:hanging="360"/>
+      </w:pPr>
+      <w:rPr>
+        <w:rFonts w:ascii="Wingdings" w:hAnsi="Wingdings" w:hint="default"/>
+        <w:sz w:val="20"/>
+      </w:rPr>
+    </w:lvl>
+    <w:lvl w:ilvl="3" w:tentative="1">
+      <w:start w:val="1"/>
+      <w:numFmt w:val="bullet"/>
+      <w:lvlText w:val=""/>
+      <w:lvlJc w:val="left"/>
+      <w:pPr>
+        <w:tabs>
+          <w:tab w:val="num" w:pos="2880"/>
+        </w:tabs>
+        <w:ind w:left="2880" w:hanging="360"/>
+      </w:pPr>
+      <w:rPr>
+        <w:rFonts w:ascii="Wingdings" w:hAnsi="Wingdings" w:hint="default"/>
+        <w:sz w:val="20"/>
+      </w:rPr>
+    </w:lvl>
+    <w:lvl w:ilvl="4" w:tentative="1">
+      <w:start w:val="1"/>
+      <w:numFmt w:val="bullet"/>
+      <w:lvlText w:val=""/>
+      <w:lvlJc w:val="left"/>
+      <w:pPr>
+        <w:tabs>
+          <w:tab w:val="num" w:pos="3600"/>
+        </w:tabs>
+        <w:ind w:left="3600" w:hanging="360"/>
+      </w:pPr>
+      <w:rPr>
+        <w:rFonts w:ascii="Wingdings" w:hAnsi="Wingdings" w:hint="default"/>
+        <w:sz w:val="20"/>
+      </w:rPr>
+    </w:lvl>
+    <w:lvl w:ilvl="5" w:tentative="1">
+      <w:start w:val="1"/>
+      <w:numFmt w:val="bullet"/>
+      <w:lvlText w:val=""/>
+      <w:lvlJc w:val="left"/>
+      <w:pPr>
+        <w:tabs>
+          <w:tab w:val="num" w:pos="4320"/>
+        </w:tabs>
+        <w:ind w:left="4320" w:hanging="360"/>
+      </w:pPr>
+      <w:rPr>
+        <w:rFonts w:ascii="Wingdings" w:hAnsi="Wingdings" w:hint="default"/>
+        <w:sz w:val="20"/>
+      </w:rPr>
+    </w:lvl>
+    <w:lvl w:ilvl="6" w:tentative="1">
+      <w:start w:val="1"/>
+      <w:numFmt w:val="bullet"/>
+      <w:lvlText w:val=""/>
+      <w:lvlJc w:val="left"/>
+      <w:pPr>
+        <w:tabs>
+          <w:tab w:val="num" w:pos="5040"/>
+        </w:tabs>
+        <w:ind w:left="5040" w:hanging="360"/>
+      </w:pPr>
+      <w:rPr>
+        <w:rFonts w:ascii="Wingdings" w:hAnsi="Wingdings" w:hint="default"/>
+        <w:sz w:val="20"/>
+      </w:rPr>
+    </w:lvl>
+    <w:lvl w:ilvl="7" w:tentative="1">
+      <w:start w:val="1"/>
+      <w:numFmt w:val="bullet"/>
+      <w:lvlText w:val=""/>
+      <w:lvlJc w:val="left"/>
+      <w:pPr>
+        <w:tabs>
+          <w:tab w:val="num" w:pos="5760"/>
+        </w:tabs>
+        <w:ind w:left="5760" w:hanging="360"/>
+      </w:pPr>
+      <w:rPr>
+        <w:rFonts w:ascii="Wingdings" w:hAnsi="Wingdings" w:hint="default"/>
+        <w:sz w:val="20"/>
+      </w:rPr>
+    </w:lvl>
+    <w:lvl w:ilvl="8" w:tentative="1">
+      <w:start w:val="1"/>
+      <w:numFmt w:val="bullet"/>
+      <w:lvlText w:val=""/>
+      <w:lvlJc w:val="left"/>
+      <w:pPr>
+        <w:tabs>
+          <w:tab w:val="num" w:pos="6480"/>
+        </w:tabs>
+        <w:ind w:left="6480" w:hanging="360"/>
+      </w:pPr>
+      <w:rPr>
+        <w:rFonts w:ascii="Wingdings" w:hAnsi="Wingdings" w:hint="default"/>
+        <w:sz w:val="20"/>
+      </w:rPr>
+    </w:lvl>
+  </w:abstractNum>
+  <w:abstractNum w:abstractNumId="14" w15:restartNumberingAfterBreak="0">
     <w:nsid w:val="39204CA8"/>
     <w:multiLevelType w:val="multilevel"/>
     <w:tmpl w:val="3DF2C626"/>
@@ -2738,7 +4091,7 @@
       </w:rPr>
     </w:lvl>
   </w:abstractNum>
-  <w:abstractNum w:abstractNumId="5" w15:restartNumberingAfterBreak="0">
+  <w:abstractNum w:abstractNumId="15" w15:restartNumberingAfterBreak="0">
     <w:nsid w:val="3FC82163"/>
     <w:multiLevelType w:val="multilevel"/>
     <w:tmpl w:val="25AC7F56"/>
@@ -2887,7 +4240,269 @@
       </w:rPr>
     </w:lvl>
   </w:abstractNum>
-  <w:abstractNum w:abstractNumId="6" w15:restartNumberingAfterBreak="0">
+  <w:abstractNum w:abstractNumId="16" w15:restartNumberingAfterBreak="0">
+    <w:nsid w:val="46B70FE6"/>
+    <w:multiLevelType w:val="multilevel"/>
+    <w:tmpl w:val="1CA41C38"/>
+    <w:lvl w:ilvl="0">
+      <w:start w:val="1"/>
+      <w:numFmt w:val="decimal"/>
+      <w:lvlText w:val="%1."/>
+      <w:lvlJc w:val="left"/>
+      <w:pPr>
+        <w:tabs>
+          <w:tab w:val="num" w:pos="720"/>
+        </w:tabs>
+        <w:ind w:left="720" w:hanging="360"/>
+      </w:pPr>
+    </w:lvl>
+    <w:lvl w:ilvl="1" w:tentative="1">
+      <w:start w:val="1"/>
+      <w:numFmt w:val="decimal"/>
+      <w:lvlText w:val="%2."/>
+      <w:lvlJc w:val="left"/>
+      <w:pPr>
+        <w:tabs>
+          <w:tab w:val="num" w:pos="1440"/>
+        </w:tabs>
+        <w:ind w:left="1440" w:hanging="360"/>
+      </w:pPr>
+    </w:lvl>
+    <w:lvl w:ilvl="2" w:tentative="1">
+      <w:start w:val="1"/>
+      <w:numFmt w:val="decimal"/>
+      <w:lvlText w:val="%3."/>
+      <w:lvlJc w:val="left"/>
+      <w:pPr>
+        <w:tabs>
+          <w:tab w:val="num" w:pos="2160"/>
+        </w:tabs>
+        <w:ind w:left="2160" w:hanging="360"/>
+      </w:pPr>
+    </w:lvl>
+    <w:lvl w:ilvl="3" w:tentative="1">
+      <w:start w:val="1"/>
+      <w:numFmt w:val="decimal"/>
+      <w:lvlText w:val="%4."/>
+      <w:lvlJc w:val="left"/>
+      <w:pPr>
+        <w:tabs>
+          <w:tab w:val="num" w:pos="2880"/>
+        </w:tabs>
+        <w:ind w:left="2880" w:hanging="360"/>
+      </w:pPr>
+    </w:lvl>
+    <w:lvl w:ilvl="4" w:tentative="1">
+      <w:start w:val="1"/>
+      <w:numFmt w:val="decimal"/>
+      <w:lvlText w:val="%5."/>
+      <w:lvlJc w:val="left"/>
+      <w:pPr>
+        <w:tabs>
+          <w:tab w:val="num" w:pos="3600"/>
+        </w:tabs>
+        <w:ind w:left="3600" w:hanging="360"/>
+      </w:pPr>
+    </w:lvl>
+    <w:lvl w:ilvl="5" w:tentative="1">
+      <w:start w:val="1"/>
+      <w:numFmt w:val="decimal"/>
+      <w:lvlText w:val="%6."/>
+      <w:lvlJc w:val="left"/>
+      <w:pPr>
+        <w:tabs>
+          <w:tab w:val="num" w:pos="4320"/>
+        </w:tabs>
+        <w:ind w:left="4320" w:hanging="360"/>
+      </w:pPr>
+    </w:lvl>
+    <w:lvl w:ilvl="6" w:tentative="1">
+      <w:start w:val="1"/>
+      <w:numFmt w:val="decimal"/>
+      <w:lvlText w:val="%7."/>
+      <w:lvlJc w:val="left"/>
+      <w:pPr>
+        <w:tabs>
+          <w:tab w:val="num" w:pos="5040"/>
+        </w:tabs>
+        <w:ind w:left="5040" w:hanging="360"/>
+      </w:pPr>
+    </w:lvl>
+    <w:lvl w:ilvl="7" w:tentative="1">
+      <w:start w:val="1"/>
+      <w:numFmt w:val="decimal"/>
+      <w:lvlText w:val="%8."/>
+      <w:lvlJc w:val="left"/>
+      <w:pPr>
+        <w:tabs>
+          <w:tab w:val="num" w:pos="5760"/>
+        </w:tabs>
+        <w:ind w:left="5760" w:hanging="360"/>
+      </w:pPr>
+    </w:lvl>
+    <w:lvl w:ilvl="8" w:tentative="1">
+      <w:start w:val="1"/>
+      <w:numFmt w:val="decimal"/>
+      <w:lvlText w:val="%9."/>
+      <w:lvlJc w:val="left"/>
+      <w:pPr>
+        <w:tabs>
+          <w:tab w:val="num" w:pos="6480"/>
+        </w:tabs>
+        <w:ind w:left="6480" w:hanging="360"/>
+      </w:pPr>
+    </w:lvl>
+  </w:abstractNum>
+  <w:abstractNum w:abstractNumId="17" w15:restartNumberingAfterBreak="0">
+    <w:nsid w:val="48AC3B5F"/>
+    <w:multiLevelType w:val="multilevel"/>
+    <w:tmpl w:val="E1749F78"/>
+    <w:lvl w:ilvl="0">
+      <w:start w:val="1"/>
+      <w:numFmt w:val="bullet"/>
+      <w:lvlText w:val=""/>
+      <w:lvlJc w:val="left"/>
+      <w:pPr>
+        <w:tabs>
+          <w:tab w:val="num" w:pos="720"/>
+        </w:tabs>
+        <w:ind w:left="720" w:hanging="360"/>
+      </w:pPr>
+      <w:rPr>
+        <w:rFonts w:ascii="Symbol" w:hAnsi="Symbol" w:hint="default"/>
+        <w:sz w:val="20"/>
+      </w:rPr>
+    </w:lvl>
+    <w:lvl w:ilvl="1" w:tentative="1">
+      <w:start w:val="1"/>
+      <w:numFmt w:val="bullet"/>
+      <w:lvlText w:val="o"/>
+      <w:lvlJc w:val="left"/>
+      <w:pPr>
+        <w:tabs>
+          <w:tab w:val="num" w:pos="1440"/>
+        </w:tabs>
+        <w:ind w:left="1440" w:hanging="360"/>
+      </w:pPr>
+      <w:rPr>
+        <w:rFonts w:ascii="Courier New" w:hAnsi="Courier New" w:hint="default"/>
+        <w:sz w:val="20"/>
+      </w:rPr>
+    </w:lvl>
+    <w:lvl w:ilvl="2" w:tentative="1">
+      <w:start w:val="1"/>
+      <w:numFmt w:val="bullet"/>
+      <w:lvlText w:val=""/>
+      <w:lvlJc w:val="left"/>
+      <w:pPr>
+        <w:tabs>
+          <w:tab w:val="num" w:pos="2160"/>
+        </w:tabs>
+        <w:ind w:left="2160" w:hanging="360"/>
+      </w:pPr>
+      <w:rPr>
+        <w:rFonts w:ascii="Wingdings" w:hAnsi="Wingdings" w:hint="default"/>
+        <w:sz w:val="20"/>
+      </w:rPr>
+    </w:lvl>
+    <w:lvl w:ilvl="3" w:tentative="1">
+      <w:start w:val="1"/>
+      <w:numFmt w:val="bullet"/>
+      <w:lvlText w:val=""/>
+      <w:lvlJc w:val="left"/>
+      <w:pPr>
+        <w:tabs>
+          <w:tab w:val="num" w:pos="2880"/>
+        </w:tabs>
+        <w:ind w:left="2880" w:hanging="360"/>
+      </w:pPr>
+      <w:rPr>
+        <w:rFonts w:ascii="Wingdings" w:hAnsi="Wingdings" w:hint="default"/>
+        <w:sz w:val="20"/>
+      </w:rPr>
+    </w:lvl>
+    <w:lvl w:ilvl="4" w:tentative="1">
+      <w:start w:val="1"/>
+      <w:numFmt w:val="bullet"/>
+      <w:lvlText w:val=""/>
+      <w:lvlJc w:val="left"/>
+      <w:pPr>
+        <w:tabs>
+          <w:tab w:val="num" w:pos="3600"/>
+        </w:tabs>
+        <w:ind w:left="3600" w:hanging="360"/>
+      </w:pPr>
+      <w:rPr>
+        <w:rFonts w:ascii="Wingdings" w:hAnsi="Wingdings" w:hint="default"/>
+        <w:sz w:val="20"/>
+      </w:rPr>
+    </w:lvl>
+    <w:lvl w:ilvl="5" w:tentative="1">
+      <w:start w:val="1"/>
+      <w:numFmt w:val="bullet"/>
+      <w:lvlText w:val=""/>
+      <w:lvlJc w:val="left"/>
+      <w:pPr>
+        <w:tabs>
+          <w:tab w:val="num" w:pos="4320"/>
+        </w:tabs>
+        <w:ind w:left="4320" w:hanging="360"/>
+      </w:pPr>
+      <w:rPr>
+        <w:rFonts w:ascii="Wingdings" w:hAnsi="Wingdings" w:hint="default"/>
+        <w:sz w:val="20"/>
+      </w:rPr>
+    </w:lvl>
+    <w:lvl w:ilvl="6" w:tentative="1">
+      <w:start w:val="1"/>
+      <w:numFmt w:val="bullet"/>
+      <w:lvlText w:val=""/>
+      <w:lvlJc w:val="left"/>
+      <w:pPr>
+        <w:tabs>
+          <w:tab w:val="num" w:pos="5040"/>
+        </w:tabs>
+        <w:ind w:left="5040" w:hanging="360"/>
+      </w:pPr>
+      <w:rPr>
+        <w:rFonts w:ascii="Wingdings" w:hAnsi="Wingdings" w:hint="default"/>
+        <w:sz w:val="20"/>
+      </w:rPr>
+    </w:lvl>
+    <w:lvl w:ilvl="7" w:tentative="1">
+      <w:start w:val="1"/>
+      <w:numFmt w:val="bullet"/>
+      <w:lvlText w:val=""/>
+      <w:lvlJc w:val="left"/>
+      <w:pPr>
+        <w:tabs>
+          <w:tab w:val="num" w:pos="5760"/>
+        </w:tabs>
+        <w:ind w:left="5760" w:hanging="360"/>
+      </w:pPr>
+      <w:rPr>
+        <w:rFonts w:ascii="Wingdings" w:hAnsi="Wingdings" w:hint="default"/>
+        <w:sz w:val="20"/>
+      </w:rPr>
+    </w:lvl>
+    <w:lvl w:ilvl="8" w:tentative="1">
+      <w:start w:val="1"/>
+      <w:numFmt w:val="bullet"/>
+      <w:lvlText w:val=""/>
+      <w:lvlJc w:val="left"/>
+      <w:pPr>
+        <w:tabs>
+          <w:tab w:val="num" w:pos="6480"/>
+        </w:tabs>
+        <w:ind w:left="6480" w:hanging="360"/>
+      </w:pPr>
+      <w:rPr>
+        <w:rFonts w:ascii="Wingdings" w:hAnsi="Wingdings" w:hint="default"/>
+        <w:sz w:val="20"/>
+      </w:rPr>
+    </w:lvl>
+  </w:abstractNum>
+  <w:abstractNum w:abstractNumId="18" w15:restartNumberingAfterBreak="0">
     <w:nsid w:val="4B9D16F7"/>
     <w:multiLevelType w:val="multilevel"/>
     <w:tmpl w:val="65E811F0"/>
@@ -3036,7 +4651,7 @@
       </w:rPr>
     </w:lvl>
   </w:abstractNum>
-  <w:abstractNum w:abstractNumId="7" w15:restartNumberingAfterBreak="0">
+  <w:abstractNum w:abstractNumId="19" w15:restartNumberingAfterBreak="0">
     <w:nsid w:val="4DB55C20"/>
     <w:multiLevelType w:val="multilevel"/>
     <w:tmpl w:val="E17AB14C"/>
@@ -3185,7 +4800,7 @@
       </w:rPr>
     </w:lvl>
   </w:abstractNum>
-  <w:abstractNum w:abstractNumId="8" w15:restartNumberingAfterBreak="0">
+  <w:abstractNum w:abstractNumId="20" w15:restartNumberingAfterBreak="0">
     <w:nsid w:val="500E6D87"/>
     <w:multiLevelType w:val="multilevel"/>
     <w:tmpl w:val="347E3754"/>
@@ -3334,7 +4949,7 @@
       </w:rPr>
     </w:lvl>
   </w:abstractNum>
-  <w:abstractNum w:abstractNumId="9" w15:restartNumberingAfterBreak="0">
+  <w:abstractNum w:abstractNumId="21" w15:restartNumberingAfterBreak="0">
     <w:nsid w:val="68B37287"/>
     <w:multiLevelType w:val="multilevel"/>
     <w:tmpl w:val="0DF017E4"/>
@@ -3447,7 +5062,156 @@
       </w:pPr>
     </w:lvl>
   </w:abstractNum>
-  <w:abstractNum w:abstractNumId="10" w15:restartNumberingAfterBreak="0">
+  <w:abstractNum w:abstractNumId="22" w15:restartNumberingAfterBreak="0">
+    <w:nsid w:val="6BE57C19"/>
+    <w:multiLevelType w:val="multilevel"/>
+    <w:tmpl w:val="2BC0CFEA"/>
+    <w:lvl w:ilvl="0">
+      <w:start w:val="1"/>
+      <w:numFmt w:val="bullet"/>
+      <w:lvlText w:val=""/>
+      <w:lvlJc w:val="left"/>
+      <w:pPr>
+        <w:tabs>
+          <w:tab w:val="num" w:pos="720"/>
+        </w:tabs>
+        <w:ind w:left="720" w:hanging="360"/>
+      </w:pPr>
+      <w:rPr>
+        <w:rFonts w:ascii="Symbol" w:hAnsi="Symbol" w:hint="default"/>
+        <w:sz w:val="20"/>
+      </w:rPr>
+    </w:lvl>
+    <w:lvl w:ilvl="1" w:tentative="1">
+      <w:start w:val="1"/>
+      <w:numFmt w:val="bullet"/>
+      <w:lvlText w:val="o"/>
+      <w:lvlJc w:val="left"/>
+      <w:pPr>
+        <w:tabs>
+          <w:tab w:val="num" w:pos="1440"/>
+        </w:tabs>
+        <w:ind w:left="1440" w:hanging="360"/>
+      </w:pPr>
+      <w:rPr>
+        <w:rFonts w:ascii="Courier New" w:hAnsi="Courier New" w:hint="default"/>
+        <w:sz w:val="20"/>
+      </w:rPr>
+    </w:lvl>
+    <w:lvl w:ilvl="2" w:tentative="1">
+      <w:start w:val="1"/>
+      <w:numFmt w:val="bullet"/>
+      <w:lvlText w:val=""/>
+      <w:lvlJc w:val="left"/>
+      <w:pPr>
+        <w:tabs>
+          <w:tab w:val="num" w:pos="2160"/>
+        </w:tabs>
+        <w:ind w:left="2160" w:hanging="360"/>
+      </w:pPr>
+      <w:rPr>
+        <w:rFonts w:ascii="Wingdings" w:hAnsi="Wingdings" w:hint="default"/>
+        <w:sz w:val="20"/>
+      </w:rPr>
+    </w:lvl>
+    <w:lvl w:ilvl="3" w:tentative="1">
+      <w:start w:val="1"/>
+      <w:numFmt w:val="bullet"/>
+      <w:lvlText w:val=""/>
+      <w:lvlJc w:val="left"/>
+      <w:pPr>
+        <w:tabs>
+          <w:tab w:val="num" w:pos="2880"/>
+        </w:tabs>
+        <w:ind w:left="2880" w:hanging="360"/>
+      </w:pPr>
+      <w:rPr>
+        <w:rFonts w:ascii="Wingdings" w:hAnsi="Wingdings" w:hint="default"/>
+        <w:sz w:val="20"/>
+      </w:rPr>
+    </w:lvl>
+    <w:lvl w:ilvl="4" w:tentative="1">
+      <w:start w:val="1"/>
+      <w:numFmt w:val="bullet"/>
+      <w:lvlText w:val=""/>
+      <w:lvlJc w:val="left"/>
+      <w:pPr>
+        <w:tabs>
+          <w:tab w:val="num" w:pos="3600"/>
+        </w:tabs>
+        <w:ind w:left="3600" w:hanging="360"/>
+      </w:pPr>
+      <w:rPr>
+        <w:rFonts w:ascii="Wingdings" w:hAnsi="Wingdings" w:hint="default"/>
+        <w:sz w:val="20"/>
+      </w:rPr>
+    </w:lvl>
+    <w:lvl w:ilvl="5" w:tentative="1">
+      <w:start w:val="1"/>
+      <w:numFmt w:val="bullet"/>
+      <w:lvlText w:val=""/>
+      <w:lvlJc w:val="left"/>
+      <w:pPr>
+        <w:tabs>
+          <w:tab w:val="num" w:pos="4320"/>
+        </w:tabs>
+        <w:ind w:left="4320" w:hanging="360"/>
+      </w:pPr>
+      <w:rPr>
+        <w:rFonts w:ascii="Wingdings" w:hAnsi="Wingdings" w:hint="default"/>
+        <w:sz w:val="20"/>
+      </w:rPr>
+    </w:lvl>
+    <w:lvl w:ilvl="6" w:tentative="1">
+      <w:start w:val="1"/>
+      <w:numFmt w:val="bullet"/>
+      <w:lvlText w:val=""/>
+      <w:lvlJc w:val="left"/>
+      <w:pPr>
+        <w:tabs>
+          <w:tab w:val="num" w:pos="5040"/>
+        </w:tabs>
+        <w:ind w:left="5040" w:hanging="360"/>
+      </w:pPr>
+      <w:rPr>
+        <w:rFonts w:ascii="Wingdings" w:hAnsi="Wingdings" w:hint="default"/>
+        <w:sz w:val="20"/>
+      </w:rPr>
+    </w:lvl>
+    <w:lvl w:ilvl="7" w:tentative="1">
+      <w:start w:val="1"/>
+      <w:numFmt w:val="bullet"/>
+      <w:lvlText w:val=""/>
+      <w:lvlJc w:val="left"/>
+      <w:pPr>
+        <w:tabs>
+          <w:tab w:val="num" w:pos="5760"/>
+        </w:tabs>
+        <w:ind w:left="5760" w:hanging="360"/>
+      </w:pPr>
+      <w:rPr>
+        <w:rFonts w:ascii="Wingdings" w:hAnsi="Wingdings" w:hint="default"/>
+        <w:sz w:val="20"/>
+      </w:rPr>
+    </w:lvl>
+    <w:lvl w:ilvl="8" w:tentative="1">
+      <w:start w:val="1"/>
+      <w:numFmt w:val="bullet"/>
+      <w:lvlText w:val=""/>
+      <w:lvlJc w:val="left"/>
+      <w:pPr>
+        <w:tabs>
+          <w:tab w:val="num" w:pos="6480"/>
+        </w:tabs>
+        <w:ind w:left="6480" w:hanging="360"/>
+      </w:pPr>
+      <w:rPr>
+        <w:rFonts w:ascii="Wingdings" w:hAnsi="Wingdings" w:hint="default"/>
+        <w:sz w:val="20"/>
+      </w:rPr>
+    </w:lvl>
+  </w:abstractNum>
+  <w:abstractNum w:abstractNumId="23" w15:restartNumberingAfterBreak="0">
     <w:nsid w:val="7AE62B80"/>
     <w:multiLevelType w:val="multilevel"/>
     <w:tmpl w:val="3536AD34"/>
@@ -3565,37 +5329,76 @@
     </w:lvl>
   </w:abstractNum>
   <w:num w:numId="1" w16cid:durableId="641278971">
+    <w:abstractNumId w:val="19"/>
+  </w:num>
+  <w:num w:numId="2" w16cid:durableId="1397777098">
+    <w:abstractNumId w:val="4"/>
+  </w:num>
+  <w:num w:numId="3" w16cid:durableId="349720039">
+    <w:abstractNumId w:val="14"/>
+  </w:num>
+  <w:num w:numId="4" w16cid:durableId="2003465941">
+    <w:abstractNumId w:val="21"/>
+  </w:num>
+  <w:num w:numId="5" w16cid:durableId="1902860757">
+    <w:abstractNumId w:val="6"/>
+  </w:num>
+  <w:num w:numId="6" w16cid:durableId="339549108">
+    <w:abstractNumId w:val="23"/>
+  </w:num>
+  <w:num w:numId="7" w16cid:durableId="150953323">
+    <w:abstractNumId w:val="2"/>
+  </w:num>
+  <w:num w:numId="8" w16cid:durableId="382410735">
+    <w:abstractNumId w:val="8"/>
+  </w:num>
+  <w:num w:numId="9" w16cid:durableId="1218324907">
+    <w:abstractNumId w:val="15"/>
+  </w:num>
+  <w:num w:numId="10" w16cid:durableId="2047827425">
+    <w:abstractNumId w:val="20"/>
+  </w:num>
+  <w:num w:numId="11" w16cid:durableId="1437209474">
+    <w:abstractNumId w:val="18"/>
+  </w:num>
+  <w:num w:numId="12" w16cid:durableId="438572089">
+    <w:abstractNumId w:val="3"/>
+  </w:num>
+  <w:num w:numId="13" w16cid:durableId="1111054478">
     <w:abstractNumId w:val="7"/>
   </w:num>
-  <w:num w:numId="2" w16cid:durableId="1397777098">
+  <w:num w:numId="14" w16cid:durableId="1632517320">
+    <w:abstractNumId w:val="11"/>
+  </w:num>
+  <w:num w:numId="15" w16cid:durableId="1258100578">
+    <w:abstractNumId w:val="0"/>
+  </w:num>
+  <w:num w:numId="16" w16cid:durableId="1938362846">
+    <w:abstractNumId w:val="16"/>
+  </w:num>
+  <w:num w:numId="17" w16cid:durableId="1602908286">
+    <w:abstractNumId w:val="10"/>
+  </w:num>
+  <w:num w:numId="18" w16cid:durableId="1703047373">
+    <w:abstractNumId w:val="22"/>
+  </w:num>
+  <w:num w:numId="19" w16cid:durableId="1413770442">
+    <w:abstractNumId w:val="13"/>
+  </w:num>
+  <w:num w:numId="20" w16cid:durableId="339284169">
+    <w:abstractNumId w:val="17"/>
+  </w:num>
+  <w:num w:numId="21" w16cid:durableId="1621647573">
+    <w:abstractNumId w:val="12"/>
+  </w:num>
+  <w:num w:numId="22" w16cid:durableId="1711804823">
+    <w:abstractNumId w:val="9"/>
+  </w:num>
+  <w:num w:numId="23" w16cid:durableId="554707119">
     <w:abstractNumId w:val="1"/>
   </w:num>
-  <w:num w:numId="3" w16cid:durableId="349720039">
-    <w:abstractNumId w:val="4"/>
-  </w:num>
-  <w:num w:numId="4" w16cid:durableId="2003465941">
-    <w:abstractNumId w:val="9"/>
-  </w:num>
-  <w:num w:numId="5" w16cid:durableId="1902860757">
-    <w:abstractNumId w:val="2"/>
-  </w:num>
-  <w:num w:numId="6" w16cid:durableId="339549108">
-    <w:abstractNumId w:val="10"/>
-  </w:num>
-  <w:num w:numId="7" w16cid:durableId="150953323">
-    <w:abstractNumId w:val="0"/>
-  </w:num>
-  <w:num w:numId="8" w16cid:durableId="382410735">
-    <w:abstractNumId w:val="3"/>
-  </w:num>
-  <w:num w:numId="9" w16cid:durableId="1218324907">
+  <w:num w:numId="24" w16cid:durableId="243033681">
     <w:abstractNumId w:val="5"/>
-  </w:num>
-  <w:num w:numId="10" w16cid:durableId="2047827425">
-    <w:abstractNumId w:val="8"/>
-  </w:num>
-  <w:num w:numId="11" w16cid:durableId="1437209474">
-    <w:abstractNumId w:val="6"/>
   </w:num>
 </w:numbering>
 </file>
